--- a/public/lesson-17.docx
+++ b/public/lesson-17.docx
@@ -5,140 +5,346 @@
     <w:p>
       <w:pPr>
         <w:pStyle w:val="Heading2"/>
-        <w:rPr>
-          <w:b w:val="0"/>
-          <w:i w:val="0"/>
-          <w:lang w:val="ru-RU"/>
-        </w:rPr>
-      </w:pPr>
-      <w:r>
-        <w:rPr>
-          <w:b w:val="0"/>
-          <w:i w:val="0"/>
-          <w:lang w:val="ru-RU"/>
-        </w:rPr>
-        <w:t>Урок 17</w:t>
-      </w:r>
+      </w:pPr>
+      <w:proofErr w:type="spellStart"/>
+      <w:r>
+        <w:t>Скучная</w:t>
+      </w:r>
+      <w:proofErr w:type="spellEnd"/>
+      <w:r>
+        <w:t xml:space="preserve"> </w:t>
+      </w:r>
+      <w:proofErr w:type="spellStart"/>
+      <w:r>
+        <w:t>этика</w:t>
+      </w:r>
+      <w:proofErr w:type="spellEnd"/>
     </w:p>
     <w:p>
       <w:pPr>
         <w:rPr>
-          <w:lang w:val="ru-RU"/>
-        </w:rPr>
-      </w:pPr>
-      <w:r>
-        <w:rPr>
-          <w:highlight w:val="yellow"/>
-          <w:lang w:val="ru-RU"/>
-        </w:rPr>
-        <w:t>Этика</w:t>
-      </w:r>
-      <w:r>
-        <w:rPr>
-          <w:lang w:val="ru-RU"/>
-        </w:rPr>
-        <w:t xml:space="preserve"> — это не правила, нотации и какие-либо ограничения. Это не знание о том, как вести себя в обществе. Этика как философская дисциплина изучает не те нормы, которые установлены в обществе, не то, как надо действовать всем людям. </w:t>
-      </w:r>
-      <w:r>
-        <w:rPr>
-          <w:i/>
+          <w:rFonts w:ascii="Times New Roman" w:hAnsi="Times New Roman" w:cs="Times New Roman"/>
+          <w:sz w:val="24"/>
+          <w:szCs w:val="24"/>
+          <w:lang w:val="ru-RU"/>
+        </w:rPr>
+      </w:pPr>
+      <w:r>
+        <w:rPr>
+          <w:rFonts w:ascii="Times New Roman" w:hAnsi="Times New Roman" w:cs="Times New Roman"/>
+          <w:sz w:val="24"/>
+          <w:szCs w:val="24"/>
+          <w:lang w:val="ru-RU"/>
+        </w:rPr>
+        <w:t>Этика — это не правила, нотации и какие-либо ограничения. Это не знание о том, как вести себя в обществе. Этика как философская дисциплина изучает не те нормы, которые установлены в обществе, не то, как надо действовать всем людям.</w:t>
+      </w:r>
+    </w:p>
+    <w:p>
+      <w:pPr>
+        <w:pStyle w:val="Heading3"/>
+        <w:rPr>
+          <w:lang w:val="ru-RU"/>
+        </w:rPr>
+      </w:pPr>
+      <w:r>
+        <w:rPr>
           <w:lang w:val="ru-RU"/>
         </w:rPr>
         <w:t>Первый нюанс понимания этики</w:t>
       </w:r>
-      <w:r>
-        <w:rPr>
-          <w:lang w:val="ru-RU"/>
-        </w:rPr>
-        <w:t xml:space="preserve"> в этом, что она говорит только о том, как действовать </w:t>
-      </w:r>
-      <w:r>
-        <w:rPr>
+    </w:p>
+    <w:p>
+      <w:pPr>
+        <w:rPr>
+          <w:rFonts w:ascii="Times New Roman" w:hAnsi="Times New Roman" w:cs="Times New Roman"/>
+          <w:sz w:val="24"/>
+          <w:szCs w:val="24"/>
+          <w:lang w:val="ru-RU"/>
+        </w:rPr>
+      </w:pPr>
+      <w:r>
+        <w:rPr>
+          <w:rFonts w:ascii="Times New Roman" w:hAnsi="Times New Roman" w:cs="Times New Roman"/>
+          <w:sz w:val="24"/>
+          <w:szCs w:val="24"/>
+          <w:lang w:val="ru-RU"/>
+        </w:rPr>
+        <w:t xml:space="preserve">Этика </w:t>
+      </w:r>
+      <w:r>
+        <w:rPr>
+          <w:rFonts w:ascii="Times New Roman" w:hAnsi="Times New Roman" w:cs="Times New Roman"/>
+          <w:sz w:val="24"/>
+          <w:szCs w:val="24"/>
+          <w:lang w:val="ru-RU"/>
+        </w:rPr>
+        <w:t xml:space="preserve">говорит только о том, как действовать </w:t>
+      </w:r>
+      <w:r>
+        <w:rPr>
+          <w:rFonts w:ascii="Times New Roman" w:hAnsi="Times New Roman" w:cs="Times New Roman"/>
           <w:b/>
           <w:i/>
+          <w:sz w:val="24"/>
+          <w:szCs w:val="24"/>
           <w:lang w:val="ru-RU"/>
         </w:rPr>
         <w:t>мне</w:t>
       </w:r>
       <w:r>
         <w:rPr>
+          <w:rFonts w:ascii="Times New Roman" w:hAnsi="Times New Roman" w:cs="Times New Roman"/>
+          <w:sz w:val="24"/>
+          <w:szCs w:val="24"/>
           <w:lang w:val="ru-RU"/>
         </w:rPr>
         <w:t xml:space="preserve">. Этика возникает как раз тогда, когда человек задается вопросом: «а стоит ли мне эти нормы соблюдать?». Социум предписывает мне некоторую модель поведения. Когда я задаю этический вопрос, то я предполагаю, то такая модель необязательна. Нужно ли этой модели подчиняться? А раз так, значит у меня помимо этой модели есть некоторые альтернативы. Социум — нормативная модель, этика — альтернативная. Ситуация, когда нужно принимать этическое решение: оправдывает ли меня в моих действиях то, что я подчинялся закону? При этическом выборе речь идёт о моей личной ответственности за принятие решения. </w:t>
-      </w:r>
-      <w:r>
-        <w:rPr>
-          <w:i/>
-          <w:lang w:val="ru-RU"/>
-        </w:rPr>
-        <w:t>Второй нюанс отличия тривиальной этики от правильного её понимания</w:t>
-      </w:r>
-      <w:r>
-        <w:rPr>
-          <w:lang w:val="ru-RU"/>
-        </w:rPr>
-        <w:t xml:space="preserve"> заключается в том, когда речь идёт о модели поведения, то есть об образе жизни человека, есть немаловажный вопрос: что вообще такое человек? </w:t>
-      </w:r>
-      <w:r>
-        <w:rPr>
-          <w:b/>
-          <w:lang w:val="ru-RU"/>
-        </w:rPr>
-        <w:t>Кто я</w:t>
-      </w:r>
-      <w:r>
-        <w:rPr>
-          <w:lang w:val="ru-RU"/>
-        </w:rPr>
-        <w:t>? Что имеется в виду, когда я говорю, что я — человек?</w:t>
       </w:r>
     </w:p>
     <w:p>
       <w:pPr>
-        <w:rPr>
-          <w:lang w:val="ru-RU"/>
-        </w:rPr>
-      </w:pPr>
-      <w:r>
-        <w:rPr>
-          <w:lang w:val="ru-RU"/>
-        </w:rPr>
-        <w:t>![[Философия ликбез часть 2.</w:t>
-      </w:r>
-      <w:r>
-        <w:t>jpeg</w:t>
-      </w:r>
-      <w:r>
-        <w:rPr>
-          <w:lang w:val="ru-RU"/>
-        </w:rPr>
-        <w:t>]]</w:t>
+        <w:pStyle w:val="Heading3"/>
+        <w:rPr>
+          <w:lang w:val="ru-RU"/>
+        </w:rPr>
+      </w:pPr>
+      <w:r>
+        <w:rPr>
+          <w:lang w:val="ru-RU"/>
+        </w:rPr>
+        <w:t>Второй нюанс</w:t>
+      </w:r>
+      <w:r>
+        <w:rPr>
+          <w:lang w:val="ru-RU"/>
+        </w:rPr>
+        <w:t xml:space="preserve"> понимания этики</w:t>
       </w:r>
     </w:p>
     <w:p>
       <w:pPr>
         <w:rPr>
-          <w:lang w:val="ru-RU"/>
-        </w:rPr>
-      </w:pPr>
-      <w:r>
-        <w:rPr>
-          <w:lang w:val="ru-RU"/>
-        </w:rPr>
-        <w:t>Так выглядит этическая картина мира. В некотором смысле знание здесь ставится под вопрос или даже игнорируется. В этой ветви картины мира человек хочется достичь цели (эвдеймонии, блага) за счет собственных действий.</w:t>
+          <w:rFonts w:ascii="Times New Roman" w:hAnsi="Times New Roman" w:cs="Times New Roman"/>
+          <w:sz w:val="24"/>
+          <w:szCs w:val="24"/>
+          <w:lang w:val="ru-RU"/>
+        </w:rPr>
+      </w:pPr>
+      <w:r>
+        <w:rPr>
+          <w:rFonts w:ascii="Times New Roman" w:hAnsi="Times New Roman" w:cs="Times New Roman"/>
+          <w:iCs/>
+          <w:sz w:val="24"/>
+          <w:szCs w:val="24"/>
+          <w:lang w:val="ru-RU"/>
+        </w:rPr>
+        <w:t>О</w:t>
+      </w:r>
+      <w:r>
+        <w:rPr>
+          <w:rFonts w:ascii="Times New Roman" w:hAnsi="Times New Roman" w:cs="Times New Roman"/>
+          <w:iCs/>
+          <w:sz w:val="24"/>
+          <w:szCs w:val="24"/>
+          <w:lang w:val="ru-RU"/>
+        </w:rPr>
+        <w:t>тличи</w:t>
+      </w:r>
+      <w:r>
+        <w:rPr>
+          <w:rFonts w:ascii="Times New Roman" w:hAnsi="Times New Roman" w:cs="Times New Roman"/>
+          <w:iCs/>
+          <w:sz w:val="24"/>
+          <w:szCs w:val="24"/>
+          <w:lang w:val="ru-RU"/>
+        </w:rPr>
+        <w:t>е</w:t>
+      </w:r>
+      <w:r>
+        <w:rPr>
+          <w:rFonts w:ascii="Times New Roman" w:hAnsi="Times New Roman" w:cs="Times New Roman"/>
+          <w:iCs/>
+          <w:sz w:val="24"/>
+          <w:szCs w:val="24"/>
+          <w:lang w:val="ru-RU"/>
+        </w:rPr>
+        <w:t xml:space="preserve"> тривиальной этики от правильного её понимания</w:t>
+      </w:r>
+      <w:r>
+        <w:rPr>
+          <w:rFonts w:ascii="Times New Roman" w:hAnsi="Times New Roman" w:cs="Times New Roman"/>
+          <w:sz w:val="24"/>
+          <w:szCs w:val="24"/>
+          <w:lang w:val="ru-RU"/>
+        </w:rPr>
+        <w:t xml:space="preserve"> заключается в том, когда речь идёт о модели поведения, то есть об образе жизни человека, есть немаловажный вопрос: что вообще такое человек? </w:t>
+      </w:r>
+      <w:r>
+        <w:rPr>
+          <w:rFonts w:ascii="Times New Roman" w:hAnsi="Times New Roman" w:cs="Times New Roman"/>
+          <w:b/>
+          <w:sz w:val="24"/>
+          <w:szCs w:val="24"/>
+          <w:lang w:val="ru-RU"/>
+        </w:rPr>
+        <w:t>Кто я</w:t>
+      </w:r>
+      <w:r>
+        <w:rPr>
+          <w:rFonts w:ascii="Times New Roman" w:hAnsi="Times New Roman" w:cs="Times New Roman"/>
+          <w:sz w:val="24"/>
+          <w:szCs w:val="24"/>
+          <w:lang w:val="ru-RU"/>
+        </w:rPr>
+        <w:t>? Что имеется в виду, когда я говорю, что я — человек?</w:t>
       </w:r>
     </w:p>
     <w:p>
       <w:pPr>
         <w:rPr>
-          <w:lang w:val="ru-RU"/>
-        </w:rPr>
-      </w:pPr>
-      <w:r>
-        <w:rPr>
-          <w:lang w:val="ru-RU"/>
-        </w:rPr>
-        <w:t>У философии есть два метода:</w:t>
+          <w:rFonts w:ascii="Times New Roman" w:hAnsi="Times New Roman" w:cs="Times New Roman"/>
+          <w:sz w:val="24"/>
+          <w:szCs w:val="24"/>
+          <w:lang w:val="ru-RU"/>
+        </w:rPr>
+      </w:pPr>
+      <w:proofErr w:type="gramStart"/>
+      <w:r>
+        <w:rPr>
+          <w:rFonts w:ascii="Times New Roman" w:hAnsi="Times New Roman" w:cs="Times New Roman"/>
+          <w:sz w:val="24"/>
+          <w:szCs w:val="24"/>
+          <w:lang w:val="ru-RU"/>
+        </w:rPr>
+        <w:t>![</w:t>
+      </w:r>
+      <w:proofErr w:type="gramEnd"/>
+      <w:r>
+        <w:rPr>
+          <w:rFonts w:ascii="Times New Roman" w:hAnsi="Times New Roman" w:cs="Times New Roman"/>
+          <w:sz w:val="24"/>
+          <w:szCs w:val="24"/>
+          <w:lang w:val="ru-RU"/>
+        </w:rPr>
+        <w:t>[Философия ликбез часть 2.</w:t>
+      </w:r>
+      <w:r>
+        <w:rPr>
+          <w:rFonts w:ascii="Times New Roman" w:hAnsi="Times New Roman" w:cs="Times New Roman"/>
+          <w:sz w:val="24"/>
+          <w:szCs w:val="24"/>
+        </w:rPr>
+        <w:t>jpeg</w:t>
+      </w:r>
+      <w:r>
+        <w:rPr>
+          <w:rFonts w:ascii="Times New Roman" w:hAnsi="Times New Roman" w:cs="Times New Roman"/>
+          <w:sz w:val="24"/>
+          <w:szCs w:val="24"/>
+          <w:lang w:val="ru-RU"/>
+        </w:rPr>
+        <w:t>]]</w:t>
+      </w:r>
+    </w:p>
+    <w:p>
+      <w:pPr>
+        <w:rPr>
+          <w:rFonts w:ascii="Times New Roman" w:hAnsi="Times New Roman" w:cs="Times New Roman"/>
+          <w:sz w:val="24"/>
+          <w:szCs w:val="24"/>
+          <w:lang w:val="ru-RU"/>
+        </w:rPr>
+      </w:pPr>
+      <w:r>
+        <w:rPr>
+          <w:rFonts w:ascii="Times New Roman" w:hAnsi="Times New Roman" w:cs="Times New Roman"/>
+          <w:sz w:val="24"/>
+          <w:szCs w:val="24"/>
+          <w:lang w:val="ru-RU"/>
+        </w:rPr>
+        <w:t>Так выглядит этическая картина мира. В некотором смысле знание здесь ставится под вопрос или даже игнорируется. В этой ветви картины мира человек хочется достичь цели (</w:t>
+      </w:r>
+      <w:proofErr w:type="spellStart"/>
+      <w:r>
+        <w:rPr>
+          <w:rFonts w:ascii="Times New Roman" w:hAnsi="Times New Roman" w:cs="Times New Roman"/>
+          <w:i/>
+          <w:iCs/>
+          <w:sz w:val="24"/>
+          <w:szCs w:val="24"/>
+          <w:lang w:val="ru-RU"/>
+        </w:rPr>
+        <w:t>эвдеймонии</w:t>
+      </w:r>
+      <w:proofErr w:type="spellEnd"/>
+      <w:r>
+        <w:rPr>
+          <w:rFonts w:ascii="Times New Roman" w:hAnsi="Times New Roman" w:cs="Times New Roman"/>
+          <w:sz w:val="24"/>
+          <w:szCs w:val="24"/>
+          <w:lang w:val="ru-RU"/>
+        </w:rPr>
+        <w:t>, блага) за счет собственных действий.</w:t>
+      </w:r>
+    </w:p>
+    <w:p>
+      <w:pPr>
+        <w:pStyle w:val="Heading2"/>
+        <w:rPr>
+          <w:lang w:val="ru-RU"/>
+        </w:rPr>
+      </w:pPr>
+      <w:r>
+        <w:rPr>
+          <w:lang w:val="ru-RU"/>
+        </w:rPr>
+        <w:t>Всего два метода</w:t>
+      </w:r>
+    </w:p>
+    <w:p>
+      <w:pPr>
+        <w:rPr>
+          <w:rFonts w:ascii="Times New Roman" w:hAnsi="Times New Roman" w:cs="Times New Roman"/>
+          <w:sz w:val="24"/>
+          <w:szCs w:val="24"/>
+          <w:lang w:val="ru-RU"/>
+        </w:rPr>
+      </w:pPr>
+      <w:r>
+        <w:rPr>
+          <w:rFonts w:ascii="Times New Roman" w:hAnsi="Times New Roman" w:cs="Times New Roman"/>
+          <w:sz w:val="24"/>
+          <w:szCs w:val="24"/>
+          <w:lang w:val="ru-RU"/>
+        </w:rPr>
+        <w:t>У философии есть</w:t>
+      </w:r>
+      <w:r>
+        <w:rPr>
+          <w:rFonts w:ascii="Times New Roman" w:hAnsi="Times New Roman" w:cs="Times New Roman"/>
+          <w:sz w:val="24"/>
+          <w:szCs w:val="24"/>
+          <w:lang w:val="ru-RU"/>
+        </w:rPr>
+        <w:t xml:space="preserve"> </w:t>
+      </w:r>
+      <w:r>
+        <w:rPr>
+          <w:rFonts w:ascii="Times New Roman" w:hAnsi="Times New Roman" w:cs="Times New Roman"/>
+          <w:sz w:val="24"/>
+          <w:szCs w:val="24"/>
+          <w:lang w:val="ru-RU"/>
+        </w:rPr>
+        <w:t xml:space="preserve">два </w:t>
+      </w:r>
+      <w:r>
+        <w:rPr>
+          <w:rFonts w:ascii="Times New Roman" w:hAnsi="Times New Roman" w:cs="Times New Roman"/>
+          <w:sz w:val="24"/>
+          <w:szCs w:val="24"/>
+          <w:lang w:val="ru-RU"/>
+        </w:rPr>
+        <w:t>метода:</w:t>
       </w:r>
     </w:p>
     <w:p>
@@ -148,14 +354,65 @@
           <w:numId w:val="1"/>
         </w:numPr>
         <w:rPr>
-          <w:lang w:val="ru-RU"/>
-        </w:rPr>
-      </w:pPr>
-      <w:r>
-        <w:rPr>
-          <w:lang w:val="ru-RU"/>
-        </w:rPr>
-        <w:t>создав знание, я с помощью него могу попробовать достичь определенной цели. Это знание несет некий коммуникативный характер: я должен сообщить людям, как они должны себя вести, чтобы получить благо.</w:t>
+          <w:rFonts w:ascii="Times New Roman" w:hAnsi="Times New Roman" w:cs="Times New Roman"/>
+          <w:sz w:val="24"/>
+          <w:szCs w:val="24"/>
+          <w:lang w:val="ru-RU"/>
+        </w:rPr>
+      </w:pPr>
+      <w:r>
+        <w:rPr>
+          <w:rFonts w:ascii="Times New Roman" w:hAnsi="Times New Roman" w:cs="Times New Roman"/>
+          <w:sz w:val="24"/>
+          <w:szCs w:val="24"/>
+          <w:lang w:val="ru-RU"/>
+        </w:rPr>
+        <w:t>С</w:t>
+      </w:r>
+      <w:r>
+        <w:rPr>
+          <w:rFonts w:ascii="Times New Roman" w:hAnsi="Times New Roman" w:cs="Times New Roman"/>
+          <w:sz w:val="24"/>
+          <w:szCs w:val="24"/>
+          <w:lang w:val="ru-RU"/>
+        </w:rPr>
+        <w:t>оздав знание, помощью него мо</w:t>
+      </w:r>
+      <w:r>
+        <w:rPr>
+          <w:rFonts w:ascii="Times New Roman" w:hAnsi="Times New Roman" w:cs="Times New Roman"/>
+          <w:sz w:val="24"/>
+          <w:szCs w:val="24"/>
+          <w:lang w:val="ru-RU"/>
+        </w:rPr>
+        <w:t>жно</w:t>
+      </w:r>
+      <w:r>
+        <w:rPr>
+          <w:rFonts w:ascii="Times New Roman" w:hAnsi="Times New Roman" w:cs="Times New Roman"/>
+          <w:sz w:val="24"/>
+          <w:szCs w:val="24"/>
+          <w:lang w:val="ru-RU"/>
+        </w:rPr>
+        <w:t xml:space="preserve"> попробовать достичь определенной цели. Это знание несет некий коммуникативный характер: </w:t>
+      </w:r>
+      <w:r>
+        <w:rPr>
+          <w:rFonts w:ascii="Times New Roman" w:hAnsi="Times New Roman" w:cs="Times New Roman"/>
+          <w:sz w:val="24"/>
+          <w:szCs w:val="24"/>
+          <w:lang w:val="ru-RU"/>
+        </w:rPr>
+        <w:t>нужно</w:t>
+      </w:r>
+      <w:r>
+        <w:rPr>
+          <w:rFonts w:ascii="Times New Roman" w:hAnsi="Times New Roman" w:cs="Times New Roman"/>
+          <w:sz w:val="24"/>
+          <w:szCs w:val="24"/>
+          <w:lang w:val="ru-RU"/>
+        </w:rPr>
+        <w:t xml:space="preserve"> сообщить людям, как они должны себя вести, чтобы получить благо.</w:t>
       </w:r>
     </w:p>
     <w:p>
@@ -165,92 +422,670 @@
           <w:numId w:val="1"/>
         </w:numPr>
         <w:rPr>
-          <w:lang w:val="ru-RU"/>
-        </w:rPr>
-      </w:pPr>
-      <w:r>
-        <w:rPr>
-          <w:lang w:val="ru-RU"/>
-        </w:rPr>
-        <w:t>прямой путь: я должен совершить нечто, чтобы войти в некое состояние, и знание в этой системе для меня излишне.</w:t>
+          <w:rFonts w:ascii="Times New Roman" w:hAnsi="Times New Roman" w:cs="Times New Roman"/>
+          <w:sz w:val="24"/>
+          <w:szCs w:val="24"/>
+          <w:lang w:val="ru-RU"/>
+        </w:rPr>
+      </w:pPr>
+      <w:r>
+        <w:rPr>
+          <w:rFonts w:ascii="Times New Roman" w:hAnsi="Times New Roman" w:cs="Times New Roman"/>
+          <w:sz w:val="24"/>
+          <w:szCs w:val="24"/>
+          <w:lang w:val="ru-RU"/>
+        </w:rPr>
+        <w:t>П</w:t>
+      </w:r>
+      <w:r>
+        <w:rPr>
+          <w:rFonts w:ascii="Times New Roman" w:hAnsi="Times New Roman" w:cs="Times New Roman"/>
+          <w:sz w:val="24"/>
+          <w:szCs w:val="24"/>
+          <w:lang w:val="ru-RU"/>
+        </w:rPr>
+        <w:t xml:space="preserve">рямой путь: </w:t>
+      </w:r>
+      <w:r>
+        <w:rPr>
+          <w:rFonts w:ascii="Times New Roman" w:hAnsi="Times New Roman" w:cs="Times New Roman"/>
+          <w:sz w:val="24"/>
+          <w:szCs w:val="24"/>
+          <w:lang w:val="ru-RU"/>
+        </w:rPr>
+        <w:t xml:space="preserve">нужно </w:t>
+      </w:r>
+      <w:r>
+        <w:rPr>
+          <w:rFonts w:ascii="Times New Roman" w:hAnsi="Times New Roman" w:cs="Times New Roman"/>
+          <w:sz w:val="24"/>
+          <w:szCs w:val="24"/>
+          <w:lang w:val="ru-RU"/>
+        </w:rPr>
+        <w:t xml:space="preserve">совершить нечто, чтобы войти в </w:t>
+      </w:r>
+      <w:r>
+        <w:rPr>
+          <w:rFonts w:ascii="Times New Roman" w:hAnsi="Times New Roman" w:cs="Times New Roman"/>
+          <w:sz w:val="24"/>
+          <w:szCs w:val="24"/>
+          <w:lang w:val="ru-RU"/>
+        </w:rPr>
+        <w:t>особое</w:t>
+      </w:r>
+      <w:r>
+        <w:rPr>
+          <w:rFonts w:ascii="Times New Roman" w:hAnsi="Times New Roman" w:cs="Times New Roman"/>
+          <w:sz w:val="24"/>
+          <w:szCs w:val="24"/>
+          <w:lang w:val="ru-RU"/>
+        </w:rPr>
+        <w:t xml:space="preserve"> состояние</w:t>
+      </w:r>
+      <w:r>
+        <w:rPr>
+          <w:rFonts w:ascii="Times New Roman" w:hAnsi="Times New Roman" w:cs="Times New Roman"/>
+          <w:sz w:val="24"/>
+          <w:szCs w:val="24"/>
+          <w:lang w:val="ru-RU"/>
+        </w:rPr>
+        <w:t>;</w:t>
+      </w:r>
+      <w:r>
+        <w:rPr>
+          <w:rFonts w:ascii="Times New Roman" w:hAnsi="Times New Roman" w:cs="Times New Roman"/>
+          <w:sz w:val="24"/>
+          <w:szCs w:val="24"/>
+          <w:lang w:val="ru-RU"/>
+        </w:rPr>
+        <w:t xml:space="preserve"> знание в этой системе излишне.</w:t>
       </w:r>
     </w:p>
     <w:p>
       <w:pPr>
         <w:rPr>
-          <w:lang w:val="ru-RU"/>
-        </w:rPr>
-      </w:pPr>
-      <w:r>
-        <w:rPr>
-          <w:lang w:val="ru-RU"/>
-        </w:rPr>
-        <w:t xml:space="preserve">Античная этика утверждала, что не всякое знание полезно. Знание может принести вред, потому что </w:t>
-      </w:r>
-      <w:r>
-        <w:rPr>
-          <w:i/>
-          <w:lang w:val="ru-RU"/>
-        </w:rPr>
-        <w:t>мы все смертны</w:t>
-      </w:r>
-      <w:r>
-        <w:rPr>
-          <w:lang w:val="ru-RU"/>
-        </w:rPr>
-        <w:t xml:space="preserve">. Мне никогда не стать балериной, но знание об этом может мне навредить в доступе к эвдеймонии. Более того, само знание о том, что я смертен, мешает мне его получить, потому что я испытываю «фобос» — страх, и «тарахе» — тревога. Тревогу я испытываю чаще, она фоном проносится через всю жизнь, и в этом смысле та форма, которую принимает эвдеймония, называется </w:t>
-      </w:r>
-      <w:r>
-        <w:rPr>
-          <w:b/>
-          <w:lang w:val="ru-RU"/>
-        </w:rPr>
-        <w:t>атараксия</w:t>
-      </w:r>
-      <w:r>
-        <w:rPr>
-          <w:lang w:val="ru-RU"/>
-        </w:rPr>
-        <w:t xml:space="preserve"> — безмятежность, спокойствие, отсутствие тревоги (стоит помнить, что страх смерти — это лишь один из примеров знания, которое может нам навредить. Речь идёт не только о страхе смерти, но о многих знаниях).</w:t>
+          <w:rFonts w:ascii="Times New Roman" w:hAnsi="Times New Roman" w:cs="Times New Roman"/>
+          <w:sz w:val="24"/>
+          <w:szCs w:val="24"/>
+          <w:lang w:val="ru-RU"/>
+        </w:rPr>
+      </w:pPr>
+      <w:r>
+        <w:rPr>
+          <w:rFonts w:ascii="Times New Roman" w:hAnsi="Times New Roman" w:cs="Times New Roman"/>
+          <w:sz w:val="24"/>
+          <w:szCs w:val="24"/>
+          <w:lang w:val="ru-RU"/>
+        </w:rPr>
+        <w:t xml:space="preserve">Античная этика утверждала, что </w:t>
+      </w:r>
+      <w:r>
+        <w:rPr>
+          <w:rFonts w:ascii="Times New Roman" w:hAnsi="Times New Roman" w:cs="Times New Roman"/>
+          <w:sz w:val="24"/>
+          <w:szCs w:val="24"/>
+          <w:u w:val="single"/>
+          <w:lang w:val="ru-RU"/>
+        </w:rPr>
+        <w:t>не всякое знание полезно</w:t>
+      </w:r>
+      <w:r>
+        <w:rPr>
+          <w:rFonts w:ascii="Times New Roman" w:hAnsi="Times New Roman" w:cs="Times New Roman"/>
+          <w:sz w:val="24"/>
+          <w:szCs w:val="24"/>
+          <w:lang w:val="ru-RU"/>
+        </w:rPr>
+        <w:t>.</w:t>
       </w:r>
     </w:p>
     <w:p>
       <w:pPr>
-        <w:rPr>
-          <w:lang w:val="ru-RU"/>
-        </w:rPr>
-      </w:pPr>
-      <w:r>
-        <w:rPr>
-          <w:lang w:val="ru-RU"/>
-        </w:rPr>
-        <w:t>Этиками были еще Гераклит, Платон и Аристотель, но они писали именно о том, как вести себя в обществе, как мне соответствовать ожиданиям социума. Та этика, о которой здесь ведется речь, возникает в 4 веке до нашей эры, после смерти Сократа.</w:t>
+        <w:pStyle w:val="Heading2"/>
+      </w:pPr>
+      <w:r>
+        <w:t>Memento mori</w:t>
       </w:r>
     </w:p>
     <w:p>
       <w:pPr>
         <w:rPr>
-          <w:lang w:val="ru-RU"/>
-        </w:rPr>
-      </w:pPr>
-      <w:r>
-        <w:rPr>
-          <w:lang w:val="ru-RU"/>
-        </w:rPr>
-        <w:t>Интересное рассуждение Эпикура: Я могу сделать, чтобы знание о смерти не вызывало во мне страха или тревоги: сам я лично никогда не стану свидетелем факта своей смерти, потому что буду мертв. Это рассуждение он представляет в виде загадки: когда я есть, её нет, когда меня нет, она есть. Исходя из этого мой сознательный опыт по определению бесконечен.</w:t>
+          <w:rFonts w:ascii="Times New Roman" w:hAnsi="Times New Roman" w:cs="Times New Roman"/>
+          <w:sz w:val="24"/>
+          <w:szCs w:val="24"/>
+          <w:lang w:val="ru-RU"/>
+        </w:rPr>
+      </w:pPr>
+      <w:r>
+        <w:rPr>
+          <w:rFonts w:ascii="Times New Roman" w:hAnsi="Times New Roman" w:cs="Times New Roman"/>
+          <w:sz w:val="24"/>
+          <w:szCs w:val="24"/>
+          <w:lang w:val="ru-RU"/>
+        </w:rPr>
+        <w:t>Знание может принести вред</w:t>
+      </w:r>
+      <w:r>
+        <w:rPr>
+          <w:rFonts w:ascii="Times New Roman" w:hAnsi="Times New Roman" w:cs="Times New Roman"/>
+          <w:sz w:val="24"/>
+          <w:szCs w:val="24"/>
+          <w:lang w:val="ru-RU"/>
+        </w:rPr>
+        <w:t xml:space="preserve"> хотя бы в примере со смертью:</w:t>
+      </w:r>
+      <w:r>
+        <w:rPr>
+          <w:rFonts w:ascii="Times New Roman" w:hAnsi="Times New Roman" w:cs="Times New Roman"/>
+          <w:sz w:val="24"/>
+          <w:szCs w:val="24"/>
+          <w:lang w:val="ru-RU"/>
+        </w:rPr>
+        <w:t xml:space="preserve"> </w:t>
+      </w:r>
+      <w:r>
+        <w:rPr>
+          <w:rFonts w:ascii="Times New Roman" w:hAnsi="Times New Roman" w:cs="Times New Roman"/>
+          <w:sz w:val="24"/>
+          <w:szCs w:val="24"/>
+          <w:lang w:val="ru-RU"/>
+        </w:rPr>
+        <w:t>нам не нужно знать, что</w:t>
+      </w:r>
+      <w:r>
+        <w:rPr>
+          <w:rFonts w:ascii="Times New Roman" w:hAnsi="Times New Roman" w:cs="Times New Roman"/>
+          <w:sz w:val="24"/>
+          <w:szCs w:val="24"/>
+          <w:lang w:val="ru-RU"/>
+        </w:rPr>
+        <w:t xml:space="preserve"> </w:t>
+      </w:r>
+      <w:r>
+        <w:rPr>
+          <w:rFonts w:ascii="Times New Roman" w:hAnsi="Times New Roman" w:cs="Times New Roman"/>
+          <w:i/>
+          <w:sz w:val="24"/>
+          <w:szCs w:val="24"/>
+          <w:lang w:val="ru-RU"/>
+        </w:rPr>
+        <w:t xml:space="preserve">мы все </w:t>
+      </w:r>
+      <w:r>
+        <w:rPr>
+          <w:rFonts w:ascii="Times New Roman" w:hAnsi="Times New Roman" w:cs="Times New Roman"/>
+          <w:i/>
+          <w:sz w:val="24"/>
+          <w:szCs w:val="24"/>
+          <w:lang w:val="ru-RU"/>
+        </w:rPr>
+        <w:t>когда-нибудь умрем</w:t>
+      </w:r>
+      <w:r>
+        <w:rPr>
+          <w:rFonts w:ascii="Times New Roman" w:hAnsi="Times New Roman" w:cs="Times New Roman"/>
+          <w:sz w:val="24"/>
+          <w:szCs w:val="24"/>
+          <w:lang w:val="ru-RU"/>
+        </w:rPr>
+        <w:t>. Мне никогда не стать балериной,</w:t>
+      </w:r>
+      <w:r>
+        <w:rPr>
+          <w:rFonts w:ascii="Times New Roman" w:hAnsi="Times New Roman" w:cs="Times New Roman"/>
+          <w:sz w:val="24"/>
+          <w:szCs w:val="24"/>
+          <w:lang w:val="ru-RU"/>
+        </w:rPr>
+        <w:t xml:space="preserve"> не понять тексты Аристотеля,</w:t>
+      </w:r>
+      <w:r>
+        <w:rPr>
+          <w:rFonts w:ascii="Times New Roman" w:hAnsi="Times New Roman" w:cs="Times New Roman"/>
+          <w:sz w:val="24"/>
+          <w:szCs w:val="24"/>
+          <w:lang w:val="ru-RU"/>
+        </w:rPr>
+        <w:t xml:space="preserve"> </w:t>
+      </w:r>
+      <w:r>
+        <w:rPr>
+          <w:rFonts w:ascii="Times New Roman" w:hAnsi="Times New Roman" w:cs="Times New Roman"/>
+          <w:sz w:val="24"/>
+          <w:szCs w:val="24"/>
+          <w:lang w:val="ru-RU"/>
+        </w:rPr>
+        <w:t xml:space="preserve">не родиться в семье с богатым поместьем, </w:t>
+      </w:r>
+      <w:r>
+        <w:rPr>
+          <w:rFonts w:ascii="Times New Roman" w:hAnsi="Times New Roman" w:cs="Times New Roman"/>
+          <w:sz w:val="24"/>
+          <w:szCs w:val="24"/>
+          <w:lang w:val="ru-RU"/>
+        </w:rPr>
+        <w:t xml:space="preserve">но знание об этом может мне навредить в доступе к </w:t>
+      </w:r>
+      <w:proofErr w:type="spellStart"/>
+      <w:r>
+        <w:rPr>
+          <w:rFonts w:ascii="Times New Roman" w:hAnsi="Times New Roman" w:cs="Times New Roman"/>
+          <w:i/>
+          <w:iCs/>
+          <w:sz w:val="24"/>
+          <w:szCs w:val="24"/>
+          <w:lang w:val="ru-RU"/>
+        </w:rPr>
+        <w:t>эвдеймонии</w:t>
+      </w:r>
+      <w:proofErr w:type="spellEnd"/>
+      <w:r>
+        <w:rPr>
+          <w:rFonts w:ascii="Times New Roman" w:hAnsi="Times New Roman" w:cs="Times New Roman"/>
+          <w:sz w:val="24"/>
+          <w:szCs w:val="24"/>
+          <w:lang w:val="ru-RU"/>
+        </w:rPr>
+        <w:t xml:space="preserve">. Более того, само знание о том, что я смертен, мешает мне его получить, потому что я испытываю </w:t>
+      </w:r>
+      <w:proofErr w:type="spellStart"/>
+      <w:r>
+        <w:rPr>
+          <w:rFonts w:ascii="Times New Roman" w:hAnsi="Times New Roman" w:cs="Times New Roman"/>
+          <w:sz w:val="24"/>
+          <w:szCs w:val="24"/>
+          <w:lang w:val="ru-RU"/>
+        </w:rPr>
+        <w:t>φό</w:t>
+      </w:r>
+      <w:proofErr w:type="spellEnd"/>
+      <w:r>
+        <w:rPr>
+          <w:rFonts w:ascii="Times New Roman" w:hAnsi="Times New Roman" w:cs="Times New Roman"/>
+          <w:sz w:val="24"/>
+          <w:szCs w:val="24"/>
+          <w:lang w:val="ru-RU"/>
+        </w:rPr>
+        <w:t>β</w:t>
+      </w:r>
+      <w:proofErr w:type="spellStart"/>
+      <w:r>
+        <w:rPr>
+          <w:rFonts w:ascii="Times New Roman" w:hAnsi="Times New Roman" w:cs="Times New Roman"/>
+          <w:sz w:val="24"/>
+          <w:szCs w:val="24"/>
+          <w:lang w:val="ru-RU"/>
+        </w:rPr>
+        <w:t>ος</w:t>
+      </w:r>
+      <w:proofErr w:type="spellEnd"/>
+      <w:r>
+        <w:rPr>
+          <w:rFonts w:ascii="Times New Roman" w:hAnsi="Times New Roman" w:cs="Times New Roman"/>
+          <w:sz w:val="24"/>
+          <w:szCs w:val="24"/>
+          <w:lang w:val="ru-RU"/>
+        </w:rPr>
+        <w:t xml:space="preserve"> </w:t>
+      </w:r>
+      <w:r>
+        <w:rPr>
+          <w:rFonts w:ascii="Times New Roman" w:hAnsi="Times New Roman" w:cs="Times New Roman"/>
+          <w:sz w:val="24"/>
+          <w:szCs w:val="24"/>
+          <w:lang w:val="ru-RU"/>
+        </w:rPr>
+        <w:t>[</w:t>
+      </w:r>
+      <w:proofErr w:type="spellStart"/>
+      <w:r>
+        <w:rPr>
+          <w:rFonts w:ascii="Times New Roman" w:hAnsi="Times New Roman" w:cs="Times New Roman"/>
+          <w:b/>
+          <w:bCs/>
+          <w:sz w:val="24"/>
+          <w:szCs w:val="24"/>
+          <w:lang w:val="ru-RU"/>
+        </w:rPr>
+        <w:t>фобос</w:t>
+      </w:r>
+      <w:proofErr w:type="spellEnd"/>
+      <w:r>
+        <w:rPr>
+          <w:rFonts w:ascii="Times New Roman" w:hAnsi="Times New Roman" w:cs="Times New Roman"/>
+          <w:sz w:val="24"/>
+          <w:szCs w:val="24"/>
+          <w:lang w:val="ru-RU"/>
+        </w:rPr>
+        <w:t>]</w:t>
+      </w:r>
+      <w:r>
+        <w:rPr>
+          <w:rFonts w:ascii="Times New Roman" w:hAnsi="Times New Roman" w:cs="Times New Roman"/>
+          <w:sz w:val="24"/>
+          <w:szCs w:val="24"/>
+          <w:lang w:val="ru-RU"/>
+        </w:rPr>
+        <w:t xml:space="preserve"> — страх, и </w:t>
+      </w:r>
+      <w:r>
+        <w:rPr>
+          <w:rFonts w:ascii="Times New Roman" w:hAnsi="Times New Roman" w:cs="Times New Roman"/>
+          <w:sz w:val="24"/>
+          <w:szCs w:val="24"/>
+          <w:lang w:val="ru-RU"/>
+        </w:rPr>
+        <w:t>ταρα</w:t>
+      </w:r>
+      <w:proofErr w:type="spellStart"/>
+      <w:r>
+        <w:rPr>
+          <w:rFonts w:ascii="Times New Roman" w:hAnsi="Times New Roman" w:cs="Times New Roman"/>
+          <w:sz w:val="24"/>
+          <w:szCs w:val="24"/>
+          <w:lang w:val="ru-RU"/>
+        </w:rPr>
+        <w:t>χή</w:t>
+      </w:r>
+      <w:proofErr w:type="spellEnd"/>
+      <w:r>
+        <w:rPr>
+          <w:rFonts w:ascii="Times New Roman" w:hAnsi="Times New Roman" w:cs="Times New Roman"/>
+          <w:sz w:val="24"/>
+          <w:szCs w:val="24"/>
+          <w:lang w:val="ru-RU"/>
+        </w:rPr>
+        <w:t xml:space="preserve"> [</w:t>
+      </w:r>
+      <w:proofErr w:type="spellStart"/>
+      <w:r>
+        <w:rPr>
+          <w:rFonts w:ascii="Times New Roman" w:hAnsi="Times New Roman" w:cs="Times New Roman"/>
+          <w:b/>
+          <w:bCs/>
+          <w:sz w:val="24"/>
+          <w:szCs w:val="24"/>
+          <w:lang w:val="ru-RU"/>
+        </w:rPr>
+        <w:t>тарах</w:t>
+      </w:r>
+      <w:r>
+        <w:rPr>
+          <w:rFonts w:ascii="Times New Roman" w:hAnsi="Times New Roman" w:cs="Times New Roman"/>
+          <w:b/>
+          <w:bCs/>
+          <w:sz w:val="24"/>
+          <w:szCs w:val="24"/>
+          <w:lang w:val="ru-RU"/>
+        </w:rPr>
+        <w:t>э</w:t>
+      </w:r>
+      <w:proofErr w:type="spellEnd"/>
+      <w:r>
+        <w:rPr>
+          <w:rFonts w:ascii="Times New Roman" w:hAnsi="Times New Roman" w:cs="Times New Roman"/>
+          <w:sz w:val="24"/>
+          <w:szCs w:val="24"/>
+          <w:lang w:val="ru-RU"/>
+        </w:rPr>
+        <w:t>]</w:t>
+      </w:r>
+      <w:r>
+        <w:rPr>
+          <w:rFonts w:ascii="Times New Roman" w:hAnsi="Times New Roman" w:cs="Times New Roman"/>
+          <w:sz w:val="24"/>
+          <w:szCs w:val="24"/>
+          <w:lang w:val="ru-RU"/>
+        </w:rPr>
+        <w:t>— тревог</w:t>
+      </w:r>
+      <w:r>
+        <w:rPr>
+          <w:rFonts w:ascii="Times New Roman" w:hAnsi="Times New Roman" w:cs="Times New Roman"/>
+          <w:sz w:val="24"/>
+          <w:szCs w:val="24"/>
+          <w:lang w:val="ru-RU"/>
+        </w:rPr>
+        <w:t>у</w:t>
+      </w:r>
+      <w:r>
+        <w:rPr>
+          <w:rFonts w:ascii="Times New Roman" w:hAnsi="Times New Roman" w:cs="Times New Roman"/>
+          <w:sz w:val="24"/>
+          <w:szCs w:val="24"/>
+          <w:lang w:val="ru-RU"/>
+        </w:rPr>
+        <w:t xml:space="preserve">. Тревогу я испытываю чаще, она фоном проносится через всю жизнь, и в этом смысле та форма, которую принимает </w:t>
+      </w:r>
+      <w:proofErr w:type="spellStart"/>
+      <w:r>
+        <w:rPr>
+          <w:rFonts w:ascii="Times New Roman" w:hAnsi="Times New Roman" w:cs="Times New Roman"/>
+          <w:i/>
+          <w:iCs/>
+          <w:sz w:val="24"/>
+          <w:szCs w:val="24"/>
+          <w:lang w:val="ru-RU"/>
+        </w:rPr>
+        <w:t>эвдеймония</w:t>
+      </w:r>
+      <w:proofErr w:type="spellEnd"/>
+      <w:r>
+        <w:rPr>
+          <w:rFonts w:ascii="Times New Roman" w:hAnsi="Times New Roman" w:cs="Times New Roman"/>
+          <w:sz w:val="24"/>
+          <w:szCs w:val="24"/>
+          <w:lang w:val="ru-RU"/>
+        </w:rPr>
+        <w:t xml:space="preserve">, называется </w:t>
+      </w:r>
+      <w:r>
+        <w:rPr>
+          <w:rFonts w:ascii="Times New Roman" w:hAnsi="Times New Roman" w:cs="Times New Roman"/>
+          <w:b/>
+          <w:sz w:val="24"/>
+          <w:szCs w:val="24"/>
+          <w:lang w:val="ru-RU"/>
+        </w:rPr>
+        <w:t>атараксия</w:t>
+      </w:r>
+      <w:r>
+        <w:rPr>
+          <w:rFonts w:ascii="Times New Roman" w:hAnsi="Times New Roman" w:cs="Times New Roman"/>
+          <w:sz w:val="24"/>
+          <w:szCs w:val="24"/>
+          <w:lang w:val="ru-RU"/>
+        </w:rPr>
+        <w:t xml:space="preserve"> — безмятежность, </w:t>
+      </w:r>
+      <w:r>
+        <w:rPr>
+          <w:rFonts w:ascii="Times New Roman" w:hAnsi="Times New Roman" w:cs="Times New Roman"/>
+          <w:sz w:val="24"/>
+          <w:szCs w:val="24"/>
+          <w:lang w:val="ru-RU"/>
+        </w:rPr>
+        <w:lastRenderedPageBreak/>
+        <w:t>спокойствие, отсутствие тревоги</w:t>
+      </w:r>
+      <w:r>
+        <w:rPr>
+          <w:rFonts w:ascii="Times New Roman" w:hAnsi="Times New Roman" w:cs="Times New Roman"/>
+          <w:sz w:val="24"/>
+          <w:szCs w:val="24"/>
+          <w:lang w:val="ru-RU"/>
+        </w:rPr>
+        <w:t>.</w:t>
+      </w:r>
+      <w:r>
+        <w:rPr>
+          <w:rFonts w:ascii="Times New Roman" w:hAnsi="Times New Roman" w:cs="Times New Roman"/>
+          <w:sz w:val="24"/>
+          <w:szCs w:val="24"/>
+          <w:lang w:val="ru-RU"/>
+        </w:rPr>
+        <w:t xml:space="preserve"> </w:t>
+      </w:r>
+      <w:r>
+        <w:rPr>
+          <w:rFonts w:ascii="Times New Roman" w:hAnsi="Times New Roman" w:cs="Times New Roman"/>
+          <w:sz w:val="24"/>
+          <w:szCs w:val="24"/>
+          <w:lang w:val="ru-RU"/>
+        </w:rPr>
+        <w:t>В известном смысле слова э</w:t>
+      </w:r>
+      <w:r>
+        <w:rPr>
+          <w:rFonts w:ascii="Times New Roman" w:hAnsi="Times New Roman" w:cs="Times New Roman"/>
+          <w:sz w:val="24"/>
+          <w:szCs w:val="24"/>
+          <w:lang w:val="ru-RU"/>
+        </w:rPr>
+        <w:t>тиками были еще Гераклит, Платон и Аристотель, но они писали именно о том, как вести себя в обществе, как мне соответствовать ожиданиям социума. Та этика, о которой ведется речь</w:t>
+      </w:r>
+      <w:r>
+        <w:rPr>
+          <w:rFonts w:ascii="Times New Roman" w:hAnsi="Times New Roman" w:cs="Times New Roman"/>
+          <w:sz w:val="24"/>
+          <w:szCs w:val="24"/>
+          <w:lang w:val="ru-RU"/>
+        </w:rPr>
+        <w:t xml:space="preserve"> на этом занятии</w:t>
+      </w:r>
+      <w:r>
+        <w:rPr>
+          <w:rFonts w:ascii="Times New Roman" w:hAnsi="Times New Roman" w:cs="Times New Roman"/>
+          <w:sz w:val="24"/>
+          <w:szCs w:val="24"/>
+          <w:lang w:val="ru-RU"/>
+        </w:rPr>
+        <w:t xml:space="preserve">, возникает в 4 веке до </w:t>
+      </w:r>
+      <w:r>
+        <w:rPr>
+          <w:rFonts w:ascii="Times New Roman" w:hAnsi="Times New Roman" w:cs="Times New Roman"/>
+          <w:sz w:val="24"/>
+          <w:szCs w:val="24"/>
+          <w:lang w:val="ru-RU"/>
+        </w:rPr>
+        <w:t>н.э.</w:t>
+      </w:r>
+      <w:r>
+        <w:rPr>
+          <w:rFonts w:ascii="Times New Roman" w:hAnsi="Times New Roman" w:cs="Times New Roman"/>
+          <w:sz w:val="24"/>
+          <w:szCs w:val="24"/>
+          <w:lang w:val="ru-RU"/>
+        </w:rPr>
+        <w:t>, после смерти Сократа.</w:t>
       </w:r>
     </w:p>
     <w:p>
       <w:pPr>
-        <w:rPr>
-          <w:lang w:val="ru-RU"/>
-        </w:rPr>
-      </w:pPr>
-      <w:r>
-        <w:rPr>
-          <w:lang w:val="ru-RU"/>
-        </w:rPr>
-        <w:lastRenderedPageBreak/>
+        <w:pStyle w:val="Heading2"/>
+        <w:rPr>
+          <w:lang w:val="ru-RU"/>
+        </w:rPr>
+      </w:pPr>
+      <w:r>
+        <w:rPr>
+          <w:lang w:val="ru-RU"/>
+        </w:rPr>
+        <w:t>Смерти больше нет</w:t>
+      </w:r>
+    </w:p>
+    <w:p>
+      <w:pPr>
+        <w:rPr>
+          <w:rFonts w:ascii="Times New Roman" w:hAnsi="Times New Roman" w:cs="Times New Roman"/>
+          <w:sz w:val="24"/>
+          <w:szCs w:val="24"/>
+          <w:lang w:val="ru-RU"/>
+        </w:rPr>
+      </w:pPr>
+      <w:r>
+        <w:rPr>
+          <w:rFonts w:ascii="Times New Roman" w:hAnsi="Times New Roman" w:cs="Times New Roman"/>
+          <w:sz w:val="24"/>
+          <w:szCs w:val="24"/>
+          <w:lang w:val="ru-RU"/>
+        </w:rPr>
+        <w:t xml:space="preserve">Интересное рассуждение </w:t>
+      </w:r>
+      <w:r>
+        <w:rPr>
+          <w:rFonts w:ascii="Times New Roman" w:hAnsi="Times New Roman" w:cs="Times New Roman"/>
+          <w:b/>
+          <w:bCs/>
+          <w:sz w:val="24"/>
+          <w:szCs w:val="24"/>
+          <w:lang w:val="ru-RU"/>
+        </w:rPr>
+        <w:t>Эпикура</w:t>
+      </w:r>
+      <w:r>
+        <w:rPr>
+          <w:rFonts w:ascii="Times New Roman" w:hAnsi="Times New Roman" w:cs="Times New Roman"/>
+          <w:sz w:val="24"/>
+          <w:szCs w:val="24"/>
+          <w:lang w:val="ru-RU"/>
+        </w:rPr>
+        <w:t xml:space="preserve">: Я могу сделать, чтобы знание о смерти не вызывало во мне страха или тревоги: сам я лично никогда не стану свидетелем факта своей смерти, потому что буду мертв. Это рассуждение он представляет в виде загадки: </w:t>
+      </w:r>
+      <w:r>
+        <w:rPr>
+          <w:rFonts w:ascii="Times New Roman" w:hAnsi="Times New Roman" w:cs="Times New Roman"/>
+          <w:sz w:val="24"/>
+          <w:szCs w:val="24"/>
+          <w:lang w:val="ru-RU"/>
+        </w:rPr>
+        <w:t>«</w:t>
+      </w:r>
+      <w:r>
+        <w:rPr>
+          <w:rFonts w:ascii="Times New Roman" w:hAnsi="Times New Roman" w:cs="Times New Roman"/>
+          <w:sz w:val="24"/>
+          <w:szCs w:val="24"/>
+          <w:lang w:val="ru-RU"/>
+        </w:rPr>
+        <w:t>когда я есть, её нет, когда меня нет, она есть</w:t>
+      </w:r>
+      <w:r>
+        <w:rPr>
+          <w:rFonts w:ascii="Times New Roman" w:hAnsi="Times New Roman" w:cs="Times New Roman"/>
+          <w:sz w:val="24"/>
+          <w:szCs w:val="24"/>
+          <w:lang w:val="ru-RU"/>
+        </w:rPr>
+        <w:t>»</w:t>
+      </w:r>
+      <w:r>
+        <w:rPr>
+          <w:rFonts w:ascii="Times New Roman" w:hAnsi="Times New Roman" w:cs="Times New Roman"/>
+          <w:sz w:val="24"/>
+          <w:szCs w:val="24"/>
+          <w:lang w:val="ru-RU"/>
+        </w:rPr>
+        <w:t>. Исходя из этого мой сознательный опыт по определению бесконечен.</w:t>
+      </w:r>
+    </w:p>
+    <w:p>
+      <w:pPr>
+        <w:rPr>
+          <w:rFonts w:ascii="Times New Roman" w:hAnsi="Times New Roman" w:cs="Times New Roman"/>
+          <w:sz w:val="24"/>
+          <w:szCs w:val="24"/>
+          <w:lang w:val="ru-RU"/>
+        </w:rPr>
+      </w:pPr>
+      <w:r>
+        <w:rPr>
+          <w:rFonts w:ascii="Times New Roman" w:hAnsi="Times New Roman" w:cs="Times New Roman"/>
+          <w:sz w:val="24"/>
+          <w:szCs w:val="24"/>
+          <w:lang w:val="ru-RU"/>
+        </w:rPr>
         <w:t>При этом знание о смерти в нас присутствует только потому, что мы видим смерть других людей. Существует две перспективы восприятия себя:</w:t>
       </w:r>
     </w:p>
@@ -260,10 +1095,70 @@
           <w:ilvl w:val="0"/>
           <w:numId w:val="2"/>
         </w:numPr>
-      </w:pPr>
-      <w:r>
-        <w:t>От первого лица</w:t>
-      </w:r>
+        <w:rPr>
+          <w:rFonts w:ascii="Times New Roman" w:hAnsi="Times New Roman" w:cs="Times New Roman"/>
+          <w:b/>
+          <w:bCs/>
+          <w:sz w:val="24"/>
+          <w:szCs w:val="24"/>
+        </w:rPr>
+      </w:pPr>
+      <w:proofErr w:type="spellStart"/>
+      <w:r>
+        <w:rPr>
+          <w:rFonts w:ascii="Times New Roman" w:hAnsi="Times New Roman" w:cs="Times New Roman"/>
+          <w:b/>
+          <w:bCs/>
+          <w:sz w:val="24"/>
+          <w:szCs w:val="24"/>
+        </w:rPr>
+        <w:t>От</w:t>
+      </w:r>
+      <w:proofErr w:type="spellEnd"/>
+      <w:r>
+        <w:rPr>
+          <w:rFonts w:ascii="Times New Roman" w:hAnsi="Times New Roman" w:cs="Times New Roman"/>
+          <w:b/>
+          <w:bCs/>
+          <w:sz w:val="24"/>
+          <w:szCs w:val="24"/>
+        </w:rPr>
+        <w:t xml:space="preserve"> </w:t>
+      </w:r>
+      <w:proofErr w:type="spellStart"/>
+      <w:r>
+        <w:rPr>
+          <w:rFonts w:ascii="Times New Roman" w:hAnsi="Times New Roman" w:cs="Times New Roman"/>
+          <w:b/>
+          <w:bCs/>
+          <w:sz w:val="24"/>
+          <w:szCs w:val="24"/>
+        </w:rPr>
+        <w:t>первого</w:t>
+      </w:r>
+      <w:proofErr w:type="spellEnd"/>
+      <w:r>
+        <w:rPr>
+          <w:rFonts w:ascii="Times New Roman" w:hAnsi="Times New Roman" w:cs="Times New Roman"/>
+          <w:b/>
+          <w:bCs/>
+          <w:sz w:val="24"/>
+          <w:szCs w:val="24"/>
+        </w:rPr>
+        <w:t xml:space="preserve"> </w:t>
+      </w:r>
+      <w:proofErr w:type="spellStart"/>
+      <w:r>
+        <w:rPr>
+          <w:rFonts w:ascii="Times New Roman" w:hAnsi="Times New Roman" w:cs="Times New Roman"/>
+          <w:b/>
+          <w:bCs/>
+          <w:sz w:val="24"/>
+          <w:szCs w:val="24"/>
+        </w:rPr>
+        <w:t>лица</w:t>
+      </w:r>
+      <w:proofErr w:type="spellEnd"/>
     </w:p>
     <w:p>
       <w:pPr>
@@ -272,210 +1167,1611 @@
           <w:numId w:val="2"/>
         </w:numPr>
         <w:rPr>
-          <w:lang w:val="ru-RU"/>
-        </w:rPr>
-      </w:pPr>
-      <w:r>
-        <w:rPr>
-          <w:lang w:val="ru-RU"/>
-        </w:rPr>
-        <w:t xml:space="preserve">От третьего лица Все мы существуем в обеих перспективах. В первой я — это наблюдатель, или </w:t>
-      </w:r>
-      <w:r>
-        <w:rPr>
+          <w:rFonts w:ascii="Times New Roman" w:hAnsi="Times New Roman" w:cs="Times New Roman"/>
           <w:b/>
-          <w:lang w:val="ru-RU"/>
-        </w:rPr>
-        <w:t>субъект</w:t>
-      </w:r>
-      <w:r>
-        <w:rPr>
-          <w:lang w:val="ru-RU"/>
-        </w:rPr>
-        <w:t xml:space="preserve">. Во второй я становлюсь </w:t>
-      </w:r>
-      <w:r>
-        <w:rPr>
+          <w:bCs/>
+          <w:sz w:val="24"/>
+          <w:szCs w:val="24"/>
+          <w:lang w:val="ru-RU"/>
+        </w:rPr>
+      </w:pPr>
+      <w:r>
+        <w:rPr>
+          <w:rFonts w:ascii="Times New Roman" w:hAnsi="Times New Roman" w:cs="Times New Roman"/>
           <w:b/>
-          <w:lang w:val="ru-RU"/>
-        </w:rPr>
-        <w:t>объектом</w:t>
-      </w:r>
-      <w:r>
-        <w:rPr>
-          <w:lang w:val="ru-RU"/>
-        </w:rPr>
-        <w:t xml:space="preserve"> наблюдения. Каждый день просыпаясь и собираясь на работу, мы выходим из первого состояния во второе, превращая себя в объект наблюдения, когда одеваемся, душимся, чистим зубы и тп, чтобы соответствовать ожиданиям общества. Воспринимая себя от первого лица, я бессмертен, но когда я смотрю на себя со стороны, когда я объект — я смертен.</w:t>
+          <w:bCs/>
+          <w:sz w:val="24"/>
+          <w:szCs w:val="24"/>
+          <w:lang w:val="ru-RU"/>
+        </w:rPr>
+        <w:t>От третьего лица</w:t>
       </w:r>
     </w:p>
     <w:p>
       <w:pPr>
         <w:rPr>
-          <w:lang w:val="ru-RU"/>
-        </w:rPr>
-      </w:pPr>
-      <w:r>
-        <w:rPr>
-          <w:lang w:val="ru-RU"/>
-        </w:rPr>
-        <w:t>Какая из перспектив здесь настоящая, подлинная? Античная этика выбирает тактику «от первого лица», чтобы достичь атараксии, более того, она по их мнению является подлинной. «От первого лица» является первичной перспективой, «от третьего» — вторичной, созданной в обществе: рождаясь, человек не видит от третьего лица; не увидит и человек, не воспитанный другими людьми, например, Маугли. Наша проблема в том, что различие между двумя перспективами мы не замечаем, смешивая их. Только в первой перспективе мне доступен выбор, в том числе выбор, достижения атараксии, ведь в ней я никогда не умираю. Во второй, искусственной перспективе я испытываю постоянный внутренний конфликт — тревога. Но в ней есть и полезный эффект социализации, возможность находиться в обществе.</w:t>
+          <w:rFonts w:ascii="Times New Roman" w:hAnsi="Times New Roman" w:cs="Times New Roman"/>
+          <w:sz w:val="24"/>
+          <w:szCs w:val="24"/>
+          <w:lang w:val="ru-RU"/>
+        </w:rPr>
+      </w:pPr>
+      <w:r>
+        <w:rPr>
+          <w:rFonts w:ascii="Times New Roman" w:hAnsi="Times New Roman" w:cs="Times New Roman"/>
+          <w:sz w:val="24"/>
+          <w:szCs w:val="24"/>
+          <w:lang w:val="ru-RU"/>
+        </w:rPr>
+        <w:t xml:space="preserve">Все мы существуем в обеих перспективах. В первой я — это наблюдатель, или </w:t>
+      </w:r>
+      <w:r>
+        <w:rPr>
+          <w:rFonts w:ascii="Times New Roman" w:hAnsi="Times New Roman" w:cs="Times New Roman"/>
+          <w:b/>
+          <w:sz w:val="24"/>
+          <w:szCs w:val="24"/>
+          <w:lang w:val="ru-RU"/>
+        </w:rPr>
+        <w:t>субъект</w:t>
+      </w:r>
+      <w:r>
+        <w:rPr>
+          <w:rFonts w:ascii="Times New Roman" w:hAnsi="Times New Roman" w:cs="Times New Roman"/>
+          <w:sz w:val="24"/>
+          <w:szCs w:val="24"/>
+          <w:lang w:val="ru-RU"/>
+        </w:rPr>
+        <w:t xml:space="preserve">. Во второй я становлюсь </w:t>
+      </w:r>
+      <w:r>
+        <w:rPr>
+          <w:rFonts w:ascii="Times New Roman" w:hAnsi="Times New Roman" w:cs="Times New Roman"/>
+          <w:b/>
+          <w:sz w:val="24"/>
+          <w:szCs w:val="24"/>
+          <w:lang w:val="ru-RU"/>
+        </w:rPr>
+        <w:t>объектом</w:t>
+      </w:r>
+      <w:r>
+        <w:rPr>
+          <w:rFonts w:ascii="Times New Roman" w:hAnsi="Times New Roman" w:cs="Times New Roman"/>
+          <w:sz w:val="24"/>
+          <w:szCs w:val="24"/>
+          <w:lang w:val="ru-RU"/>
+        </w:rPr>
+        <w:t xml:space="preserve"> наблюдения. Каждый день просыпаясь и собираясь на работу, мы выходим из первого состояния во второе, превращая себя в объект наблюдения</w:t>
+      </w:r>
+      <w:r>
+        <w:rPr>
+          <w:rFonts w:ascii="Times New Roman" w:hAnsi="Times New Roman" w:cs="Times New Roman"/>
+          <w:sz w:val="24"/>
+          <w:szCs w:val="24"/>
+          <w:lang w:val="ru-RU"/>
+        </w:rPr>
+        <w:t>. К</w:t>
+      </w:r>
+      <w:r>
+        <w:rPr>
+          <w:rFonts w:ascii="Times New Roman" w:hAnsi="Times New Roman" w:cs="Times New Roman"/>
+          <w:sz w:val="24"/>
+          <w:szCs w:val="24"/>
+          <w:lang w:val="ru-RU"/>
+        </w:rPr>
+        <w:t xml:space="preserve">огда одеваемся, душимся, чистим зубы и </w:t>
+      </w:r>
+      <w:r>
+        <w:rPr>
+          <w:rFonts w:ascii="Times New Roman" w:hAnsi="Times New Roman" w:cs="Times New Roman"/>
+          <w:sz w:val="24"/>
+          <w:szCs w:val="24"/>
+          <w:lang w:val="ru-RU"/>
+        </w:rPr>
+        <w:t>проводим много других ритуалов</w:t>
+      </w:r>
+      <w:r>
+        <w:rPr>
+          <w:rFonts w:ascii="Times New Roman" w:hAnsi="Times New Roman" w:cs="Times New Roman"/>
+          <w:sz w:val="24"/>
+          <w:szCs w:val="24"/>
+          <w:lang w:val="ru-RU"/>
+        </w:rPr>
+        <w:t xml:space="preserve">, чтобы соответствовать ожиданиям общества. Воспринимая себя от первого лица, я бессмертен, </w:t>
+      </w:r>
+      <w:r>
+        <w:rPr>
+          <w:rFonts w:ascii="Times New Roman" w:hAnsi="Times New Roman" w:cs="Times New Roman"/>
+          <w:sz w:val="24"/>
+          <w:szCs w:val="24"/>
+          <w:lang w:val="ru-RU"/>
+        </w:rPr>
+        <w:t>но,</w:t>
+      </w:r>
+      <w:r>
+        <w:rPr>
+          <w:rFonts w:ascii="Times New Roman" w:hAnsi="Times New Roman" w:cs="Times New Roman"/>
+          <w:sz w:val="24"/>
+          <w:szCs w:val="24"/>
+          <w:lang w:val="ru-RU"/>
+        </w:rPr>
+        <w:t xml:space="preserve"> </w:t>
+      </w:r>
+      <w:r>
+        <w:rPr>
+          <w:rFonts w:ascii="Times New Roman" w:hAnsi="Times New Roman" w:cs="Times New Roman"/>
+          <w:sz w:val="24"/>
+          <w:szCs w:val="24"/>
+          <w:lang w:val="ru-RU"/>
+        </w:rPr>
+        <w:t>если</w:t>
+      </w:r>
+      <w:r>
+        <w:rPr>
+          <w:rFonts w:ascii="Times New Roman" w:hAnsi="Times New Roman" w:cs="Times New Roman"/>
+          <w:sz w:val="24"/>
+          <w:szCs w:val="24"/>
+          <w:lang w:val="ru-RU"/>
+        </w:rPr>
+        <w:t xml:space="preserve"> я </w:t>
+      </w:r>
+      <w:r>
+        <w:rPr>
+          <w:rFonts w:ascii="Times New Roman" w:hAnsi="Times New Roman" w:cs="Times New Roman"/>
+          <w:sz w:val="24"/>
+          <w:szCs w:val="24"/>
+          <w:lang w:val="ru-RU"/>
+        </w:rPr>
+        <w:t xml:space="preserve">постоянно </w:t>
+      </w:r>
+      <w:r>
+        <w:rPr>
+          <w:rFonts w:ascii="Times New Roman" w:hAnsi="Times New Roman" w:cs="Times New Roman"/>
+          <w:sz w:val="24"/>
+          <w:szCs w:val="24"/>
+          <w:lang w:val="ru-RU"/>
+        </w:rPr>
+        <w:t>смотрю на себя со стороны, когда я объект — я смертен.</w:t>
       </w:r>
     </w:p>
     <w:p>
       <w:pPr>
         <w:rPr>
-          <w:lang w:val="ru-RU"/>
-        </w:rPr>
-      </w:pPr>
-      <w:r>
-        <w:rPr>
-          <w:lang w:val="ru-RU"/>
-        </w:rPr>
-        <w:t>А что если можно как-то выбрать первую перспективу, при этом оставаясь в обществе? Этика говорит, что да. Буддисты достигали схожего состояния, уходя в нирвану, но при этом отделялись от общества.</w:t>
+          <w:rFonts w:ascii="Times New Roman" w:hAnsi="Times New Roman" w:cs="Times New Roman"/>
+          <w:sz w:val="24"/>
+          <w:szCs w:val="24"/>
+          <w:lang w:val="ru-RU"/>
+        </w:rPr>
+      </w:pPr>
+      <w:r>
+        <w:rPr>
+          <w:rFonts w:ascii="Times New Roman" w:hAnsi="Times New Roman" w:cs="Times New Roman"/>
+          <w:sz w:val="24"/>
+          <w:szCs w:val="24"/>
+          <w:lang w:val="ru-RU"/>
+        </w:rPr>
+        <w:t xml:space="preserve">Какая из перспектив здесь настоящая, подлинная? Античная этика выбирает тактику «от первого лица», чтобы достичь </w:t>
+      </w:r>
+      <w:r>
+        <w:rPr>
+          <w:rFonts w:ascii="Times New Roman" w:hAnsi="Times New Roman" w:cs="Times New Roman"/>
+          <w:i/>
+          <w:iCs/>
+          <w:sz w:val="24"/>
+          <w:szCs w:val="24"/>
+          <w:lang w:val="ru-RU"/>
+        </w:rPr>
+        <w:t>атараксии</w:t>
+      </w:r>
+      <w:r>
+        <w:rPr>
+          <w:rFonts w:ascii="Times New Roman" w:hAnsi="Times New Roman" w:cs="Times New Roman"/>
+          <w:sz w:val="24"/>
+          <w:szCs w:val="24"/>
+          <w:lang w:val="ru-RU"/>
+        </w:rPr>
+        <w:t>;</w:t>
+      </w:r>
+      <w:r>
+        <w:rPr>
+          <w:rFonts w:ascii="Times New Roman" w:hAnsi="Times New Roman" w:cs="Times New Roman"/>
+          <w:sz w:val="24"/>
+          <w:szCs w:val="24"/>
+          <w:lang w:val="ru-RU"/>
+        </w:rPr>
+        <w:t xml:space="preserve"> более того, </w:t>
+      </w:r>
+      <w:r>
+        <w:rPr>
+          <w:rFonts w:ascii="Times New Roman" w:hAnsi="Times New Roman" w:cs="Times New Roman"/>
+          <w:sz w:val="24"/>
+          <w:szCs w:val="24"/>
+          <w:lang w:val="ru-RU"/>
+        </w:rPr>
+        <w:t>эта тактика для них</w:t>
+      </w:r>
+      <w:r>
+        <w:rPr>
+          <w:rFonts w:ascii="Times New Roman" w:hAnsi="Times New Roman" w:cs="Times New Roman"/>
+          <w:sz w:val="24"/>
+          <w:szCs w:val="24"/>
+          <w:lang w:val="ru-RU"/>
+        </w:rPr>
+        <w:t xml:space="preserve"> является подлинной. </w:t>
+      </w:r>
+      <w:r>
+        <w:rPr>
+          <w:rFonts w:ascii="Times New Roman" w:hAnsi="Times New Roman" w:cs="Times New Roman"/>
+          <w:i/>
+          <w:iCs/>
+          <w:sz w:val="24"/>
+          <w:szCs w:val="24"/>
+          <w:lang w:val="ru-RU"/>
+        </w:rPr>
+        <w:t>От первого лица</w:t>
+      </w:r>
+      <w:r>
+        <w:rPr>
+          <w:rFonts w:ascii="Times New Roman" w:hAnsi="Times New Roman" w:cs="Times New Roman"/>
+          <w:sz w:val="24"/>
+          <w:szCs w:val="24"/>
+          <w:lang w:val="ru-RU"/>
+        </w:rPr>
+        <w:t xml:space="preserve"> является первичной перспективой, </w:t>
+      </w:r>
+      <w:r>
+        <w:rPr>
+          <w:rFonts w:ascii="Times New Roman" w:hAnsi="Times New Roman" w:cs="Times New Roman"/>
+          <w:i/>
+          <w:iCs/>
+          <w:sz w:val="24"/>
+          <w:szCs w:val="24"/>
+          <w:lang w:val="ru-RU"/>
+        </w:rPr>
+        <w:t>от третьего</w:t>
+      </w:r>
+      <w:r>
+        <w:rPr>
+          <w:rFonts w:ascii="Times New Roman" w:hAnsi="Times New Roman" w:cs="Times New Roman"/>
+          <w:sz w:val="24"/>
+          <w:szCs w:val="24"/>
+          <w:lang w:val="ru-RU"/>
+        </w:rPr>
+        <w:t xml:space="preserve"> — вторичной, созданной в обществе: рождаясь, человек не видит от третьего лица; не увидит и человек, не воспитанный другими людьми,</w:t>
+      </w:r>
+      <w:r>
+        <w:rPr>
+          <w:rFonts w:ascii="Times New Roman" w:hAnsi="Times New Roman" w:cs="Times New Roman"/>
+          <w:sz w:val="24"/>
+          <w:szCs w:val="24"/>
+          <w:lang w:val="ru-RU"/>
+        </w:rPr>
+        <w:t xml:space="preserve"> как,</w:t>
+      </w:r>
+      <w:r>
+        <w:rPr>
+          <w:rFonts w:ascii="Times New Roman" w:hAnsi="Times New Roman" w:cs="Times New Roman"/>
+          <w:sz w:val="24"/>
+          <w:szCs w:val="24"/>
+          <w:lang w:val="ru-RU"/>
+        </w:rPr>
+        <w:t xml:space="preserve"> например, Маугли. Наша проблема в том, что различие между двумя перспективами мы не замечаем, смешивая их. Только в первой перспективе мне доступен выбор, в том числе выбор</w:t>
+      </w:r>
+      <w:r>
+        <w:rPr>
+          <w:rFonts w:ascii="Times New Roman" w:hAnsi="Times New Roman" w:cs="Times New Roman"/>
+          <w:sz w:val="24"/>
+          <w:szCs w:val="24"/>
+          <w:lang w:val="ru-RU"/>
+        </w:rPr>
+        <w:t xml:space="preserve"> </w:t>
+      </w:r>
+      <w:r>
+        <w:rPr>
+          <w:rFonts w:ascii="Times New Roman" w:hAnsi="Times New Roman" w:cs="Times New Roman"/>
+          <w:sz w:val="24"/>
+          <w:szCs w:val="24"/>
+          <w:lang w:val="ru-RU"/>
+        </w:rPr>
+        <w:t xml:space="preserve">достижения </w:t>
+      </w:r>
+      <w:r>
+        <w:rPr>
+          <w:rFonts w:ascii="Times New Roman" w:hAnsi="Times New Roman" w:cs="Times New Roman"/>
+          <w:i/>
+          <w:iCs/>
+          <w:sz w:val="24"/>
+          <w:szCs w:val="24"/>
+          <w:lang w:val="ru-RU"/>
+        </w:rPr>
+        <w:t>атараксии</w:t>
+      </w:r>
+      <w:r>
+        <w:rPr>
+          <w:rFonts w:ascii="Times New Roman" w:hAnsi="Times New Roman" w:cs="Times New Roman"/>
+          <w:sz w:val="24"/>
+          <w:szCs w:val="24"/>
+          <w:lang w:val="ru-RU"/>
+        </w:rPr>
+        <w:t>, ведь в ней я никогда не умираю. Во второй, искусственной перспективе я испытываю постоянный внутренний конфликт</w:t>
+      </w:r>
+      <w:r>
+        <w:rPr>
+          <w:rFonts w:ascii="Times New Roman" w:hAnsi="Times New Roman" w:cs="Times New Roman"/>
+          <w:sz w:val="24"/>
+          <w:szCs w:val="24"/>
+          <w:lang w:val="ru-RU"/>
+        </w:rPr>
+        <w:t>, рождающий</w:t>
+      </w:r>
+      <w:r>
+        <w:rPr>
+          <w:rFonts w:ascii="Times New Roman" w:hAnsi="Times New Roman" w:cs="Times New Roman"/>
+          <w:sz w:val="24"/>
+          <w:szCs w:val="24"/>
+          <w:lang w:val="ru-RU"/>
+        </w:rPr>
+        <w:t xml:space="preserve"> тревог</w:t>
+      </w:r>
+      <w:r>
+        <w:rPr>
+          <w:rFonts w:ascii="Times New Roman" w:hAnsi="Times New Roman" w:cs="Times New Roman"/>
+          <w:sz w:val="24"/>
+          <w:szCs w:val="24"/>
+          <w:lang w:val="ru-RU"/>
+        </w:rPr>
+        <w:t>у</w:t>
+      </w:r>
+      <w:r>
+        <w:rPr>
+          <w:rFonts w:ascii="Times New Roman" w:hAnsi="Times New Roman" w:cs="Times New Roman"/>
+          <w:sz w:val="24"/>
+          <w:szCs w:val="24"/>
+          <w:lang w:val="ru-RU"/>
+        </w:rPr>
+        <w:t>. Но в ней есть и полезный эффект социализации, возможность находиться в обществе.</w:t>
       </w:r>
     </w:p>
     <w:p>
       <w:pPr>
-        <w:rPr>
-          <w:lang w:val="ru-RU"/>
-        </w:rPr>
-      </w:pPr>
-      <w:r>
-        <w:rPr>
-          <w:lang w:val="ru-RU"/>
-        </w:rPr>
-        <w:t>Чтобы достичь этого, нам нужно перестать быть объектом наблюдения. Нужно нейтрализовать воздействие общества на себя. Должно быть все равно, что общество думает о тебе.</w:t>
+        <w:pStyle w:val="Heading2"/>
+        <w:rPr>
+          <w:lang w:val="ru-RU"/>
+        </w:rPr>
+      </w:pPr>
+      <w:r>
+        <w:rPr>
+          <w:lang w:val="ru-RU"/>
+        </w:rPr>
+        <w:t>Компромисс</w:t>
       </w:r>
     </w:p>
     <w:p>
       <w:pPr>
         <w:rPr>
-          <w:lang w:val="ru-RU"/>
-        </w:rPr>
-      </w:pPr>
-      <w:r>
-        <w:rPr>
-          <w:b/>
-          <w:lang w:val="ru-RU"/>
-        </w:rPr>
-        <w:t>Диоген Синопский</w:t>
-      </w:r>
-      <w:r>
-        <w:rPr>
-          <w:lang w:val="ru-RU"/>
-        </w:rPr>
-        <w:t xml:space="preserve"> Проблема Диогена в том, что он ничего содержательного не говорил и не записывал. Все, что от него осталось — это его действия. И все, что нужно делать с Диогеном и киниками — анализировать действия, но не слушать то, что они говорили. Ниже речь идет о том, что у диогена была стратегия, о которой он не рассказывал.</w:t>
+          <w:rFonts w:ascii="Times New Roman" w:hAnsi="Times New Roman" w:cs="Times New Roman"/>
+          <w:sz w:val="24"/>
+          <w:szCs w:val="24"/>
+          <w:lang w:val="ru-RU"/>
+        </w:rPr>
+      </w:pPr>
+      <w:r>
+        <w:rPr>
+          <w:rFonts w:ascii="Times New Roman" w:hAnsi="Times New Roman" w:cs="Times New Roman"/>
+          <w:sz w:val="24"/>
+          <w:szCs w:val="24"/>
+          <w:lang w:val="ru-RU"/>
+        </w:rPr>
+        <w:t>Но</w:t>
+      </w:r>
+      <w:r>
+        <w:rPr>
+          <w:rFonts w:ascii="Times New Roman" w:hAnsi="Times New Roman" w:cs="Times New Roman"/>
+          <w:sz w:val="24"/>
+          <w:szCs w:val="24"/>
+          <w:lang w:val="ru-RU"/>
+        </w:rPr>
+        <w:t xml:space="preserve"> </w:t>
+      </w:r>
+      <w:r>
+        <w:rPr>
+          <w:rFonts w:ascii="Times New Roman" w:hAnsi="Times New Roman" w:cs="Times New Roman"/>
+          <w:sz w:val="24"/>
+          <w:szCs w:val="24"/>
+          <w:lang w:val="ru-RU"/>
+        </w:rPr>
+        <w:t>что,</w:t>
+      </w:r>
+      <w:r>
+        <w:rPr>
+          <w:rFonts w:ascii="Times New Roman" w:hAnsi="Times New Roman" w:cs="Times New Roman"/>
+          <w:sz w:val="24"/>
+          <w:szCs w:val="24"/>
+          <w:lang w:val="ru-RU"/>
+        </w:rPr>
+        <w:t xml:space="preserve"> если можно как-то выбрать первую перспективу, при этом оставаясь в обществе? Этика говорит, что да. Буддисты достигали схожего состояния, уходя в нирвану, но при этом отделялись от общества.</w:t>
       </w:r>
     </w:p>
     <w:p>
       <w:pPr>
         <w:rPr>
-          <w:lang w:val="ru-RU"/>
-        </w:rPr>
-      </w:pPr>
-      <w:r>
-        <w:rPr>
-          <w:lang w:val="ru-RU"/>
-        </w:rPr>
-        <w:t xml:space="preserve">Социализация у человека происходит тогда, когда он впервые испытывает </w:t>
-      </w:r>
-      <w:r>
-        <w:rPr>
-          <w:i/>
-          <w:lang w:val="ru-RU"/>
-        </w:rPr>
-        <w:t>айдос</w:t>
-      </w:r>
-      <w:r>
-        <w:rPr>
-          <w:lang w:val="ru-RU"/>
-        </w:rPr>
-        <w:t xml:space="preserve"> (стыд, совестливость). Обычно в детстве это связано с чистоплотностью. То есть стратегия стоика должна лежать в бесстыдстве, наглости. Чтобы избавиться от стыда, мне нужно сделать действие. Если я просто буду совершать постыдные действия, то ничего не получится (хотя про Диогена именно так и пишут — что он уподобился собаке). Диоген совершает действия, которые являются ответом на то, что ему говорят. Он не навесил на себя образ собаки, это другие этот образ навесили на него. Вступая в такое взаимодействие, Диоген </w:t>
-      </w:r>
-      <w:r>
-        <w:rPr>
-          <w:i/>
-          <w:lang w:val="ru-RU"/>
-        </w:rPr>
-        <w:t>стирает границу между человек и собакой</w:t>
-      </w:r>
-      <w:r>
-        <w:rPr>
-          <w:lang w:val="ru-RU"/>
-        </w:rPr>
-        <w:t>. Он ставит вопрос: что в человеке есть человеческого? Допустим, человек говорит: я не ем публично, не сношаюсь, не испражняюсь и тп. Тогда Диоген указывает на то, что этого всего человек не совершает лишь публично: получается, у себя дома, пока никто не видит, тайком, он ведет себя как животное! Таким образом он пытается показать, что общество — конструкт, что-то искусственное, а настоящая, подлинная, естественная человеческая сущность — состояние животного.</w:t>
+          <w:rFonts w:ascii="Times New Roman" w:hAnsi="Times New Roman" w:cs="Times New Roman"/>
+          <w:sz w:val="24"/>
+          <w:szCs w:val="24"/>
+          <w:lang w:val="ru-RU"/>
+        </w:rPr>
+      </w:pPr>
+      <w:r>
+        <w:rPr>
+          <w:rFonts w:ascii="Times New Roman" w:hAnsi="Times New Roman" w:cs="Times New Roman"/>
+          <w:sz w:val="24"/>
+          <w:szCs w:val="24"/>
+          <w:lang w:val="ru-RU"/>
+        </w:rPr>
+        <w:t>Чтобы достичь этого, нам нужно перестать быть объектом наблюдения. Нужно нейтрализовать воздействие общества на себя. Должно быть все равно, что общество думает о тебе.</w:t>
       </w:r>
     </w:p>
     <w:p>
       <w:pPr>
-        <w:rPr>
-          <w:lang w:val="ru-RU"/>
-        </w:rPr>
-      </w:pPr>
-      <w:r>
-        <w:rPr>
-          <w:lang w:val="ru-RU"/>
-        </w:rPr>
-        <w:t xml:space="preserve">Ситуация: актер, выступающий в театре. Актер субъект или объект? Так как на актера все смотрят, и он это чувствует, значит он объект.  Но! Актер создает образ, воздействующий на публику. Публика, пришедшая посмотреть спектакль, видит образ, то есть то, чего нет, ловушку. Актер с </w:t>
-      </w:r>
+        <w:pStyle w:val="Heading3"/>
+        <w:rPr>
+          <w:lang w:val="ru-RU"/>
+        </w:rPr>
+      </w:pPr>
       <w:r>
         <w:rPr>
           <w:lang w:val="ru-RU"/>
         </w:rPr>
         <w:lastRenderedPageBreak/>
-        <w:t>помощью образа вызывает некоторые эмоциональные реакции, и тогда публика здесь является объектом. Актер управляет публикой, вводя её в такие эмоциональные состояния, какие хочет. Он ею манипулирует.</w:t>
+        <w:t>Диоген Синопский</w:t>
       </w:r>
     </w:p>
     <w:p>
       <w:pPr>
         <w:rPr>
-          <w:lang w:val="ru-RU"/>
-        </w:rPr>
-      </w:pPr>
-      <w:r>
-        <w:rPr>
-          <w:lang w:val="ru-RU"/>
-        </w:rPr>
-        <w:t>Итак, позиция диогена это та же позиция актера, с той лишь разницей, что у актера есть уязвимость — его могут осмеять, если он провалится, и его обуяет стыд, тогда как все, что делает Диоген — вызывает стыд, значит, он не может провалиться! Стоит ещё раз отметить, что он совершает постыдные действия не просто так, всегда, а только по чужой наводке, принимая на себя ту роль, которую на него навесили.</w:t>
+          <w:rFonts w:ascii="Times New Roman" w:hAnsi="Times New Roman" w:cs="Times New Roman"/>
+          <w:sz w:val="24"/>
+          <w:szCs w:val="24"/>
+          <w:lang w:val="ru-RU"/>
+        </w:rPr>
+      </w:pPr>
+      <w:r>
+        <w:rPr>
+          <w:rFonts w:ascii="Times New Roman" w:hAnsi="Times New Roman" w:cs="Times New Roman"/>
+          <w:sz w:val="24"/>
+          <w:szCs w:val="24"/>
+          <w:lang w:val="ru-RU"/>
+        </w:rPr>
+        <w:t xml:space="preserve">Главная </w:t>
+      </w:r>
+      <w:proofErr w:type="spellStart"/>
+      <w:r>
+        <w:rPr>
+          <w:rFonts w:ascii="Times New Roman" w:hAnsi="Times New Roman" w:cs="Times New Roman"/>
+          <w:sz w:val="24"/>
+          <w:szCs w:val="24"/>
+          <w:lang w:val="ru-RU"/>
+        </w:rPr>
+        <w:t>п</w:t>
+      </w:r>
+      <w:r>
+        <w:rPr>
+          <w:rFonts w:ascii="Times New Roman" w:hAnsi="Times New Roman" w:cs="Times New Roman"/>
+          <w:sz w:val="24"/>
+          <w:szCs w:val="24"/>
+          <w:lang w:val="ru-RU"/>
+        </w:rPr>
+        <w:t>облема</w:t>
+      </w:r>
+      <w:proofErr w:type="spellEnd"/>
+      <w:r>
+        <w:rPr>
+          <w:rFonts w:ascii="Times New Roman" w:hAnsi="Times New Roman" w:cs="Times New Roman"/>
+          <w:sz w:val="24"/>
+          <w:szCs w:val="24"/>
+          <w:lang w:val="ru-RU"/>
+        </w:rPr>
+        <w:t xml:space="preserve"> Диогена в том, что он ничего содержательного не говорил и не записывал. Все, что от него осталось — это его действия. И все, что нужно делать с Диогеном и киниками — анализировать действия, но не слушать то, что они говорили. Ниже речь идет о том, что у </w:t>
+      </w:r>
+      <w:proofErr w:type="spellStart"/>
+      <w:r>
+        <w:rPr>
+          <w:rFonts w:ascii="Times New Roman" w:hAnsi="Times New Roman" w:cs="Times New Roman"/>
+          <w:sz w:val="24"/>
+          <w:szCs w:val="24"/>
+          <w:lang w:val="ru-RU"/>
+        </w:rPr>
+        <w:t>диогена</w:t>
+      </w:r>
+      <w:proofErr w:type="spellEnd"/>
+      <w:r>
+        <w:rPr>
+          <w:rFonts w:ascii="Times New Roman" w:hAnsi="Times New Roman" w:cs="Times New Roman"/>
+          <w:sz w:val="24"/>
+          <w:szCs w:val="24"/>
+          <w:lang w:val="ru-RU"/>
+        </w:rPr>
+        <w:t xml:space="preserve"> была стратегия, о которой он не рассказывал.</w:t>
       </w:r>
     </w:p>
     <w:p>
       <w:pPr>
         <w:rPr>
-          <w:lang w:val="ru-RU"/>
-        </w:rPr>
-      </w:pPr>
-      <w:r>
-        <w:rPr>
-          <w:lang w:val="ru-RU"/>
-        </w:rPr>
-        <w:t>Ещё раз логика Диогена(или актера): я достигаю своей субъектности (то есть нахожусь в позиции от первого лица) потому что создаю образ, который, по мнению тех, кто смотрит на мои стыдные действия, является объектом (то есть они смотрят на меня), тогда как я знаю, что на самом деле это я смотрю на то, как они смотрят на мой образ, значит субъект здесь я, а объект — все вокруг. Цель Диогена — быть главным манипулятором, «смеющимся». Если бы Диоген был при жизни разоблачен, он перестал бы быть субъектом, потому что теперь бы все смотрели на него, понимая все его действия. Ценность его стратегии была в том, что её никто не понимает. Понятая, она больше не может быть используема, поэтому второго Диогена быть не может.</w:t>
+          <w:rFonts w:ascii="Times New Roman" w:hAnsi="Times New Roman" w:cs="Times New Roman"/>
+          <w:sz w:val="24"/>
+          <w:szCs w:val="24"/>
+          <w:lang w:val="ru-RU"/>
+        </w:rPr>
+      </w:pPr>
+      <w:r>
+        <w:rPr>
+          <w:rFonts w:ascii="Times New Roman" w:hAnsi="Times New Roman" w:cs="Times New Roman"/>
+          <w:sz w:val="24"/>
+          <w:szCs w:val="24"/>
+          <w:lang w:val="ru-RU"/>
+        </w:rPr>
+        <w:t xml:space="preserve">Социализация у человека происходит тогда, когда он впервые испытывает </w:t>
+      </w:r>
+      <w:r>
+        <w:rPr>
+          <w:rFonts w:ascii="Times New Roman" w:hAnsi="Times New Roman" w:cs="Times New Roman"/>
+          <w:sz w:val="24"/>
+          <w:szCs w:val="24"/>
+        </w:rPr>
+        <w:t>α</w:t>
+      </w:r>
+      <w:proofErr w:type="spellStart"/>
+      <w:r>
+        <w:rPr>
+          <w:rFonts w:ascii="Times New Roman" w:hAnsi="Times New Roman" w:cs="Times New Roman"/>
+          <w:sz w:val="24"/>
+          <w:szCs w:val="24"/>
+        </w:rPr>
+        <w:t>ἰδώς</w:t>
+      </w:r>
+      <w:proofErr w:type="spellEnd"/>
+      <w:r>
+        <w:rPr>
+          <w:rFonts w:ascii="Times New Roman" w:hAnsi="Times New Roman" w:cs="Times New Roman"/>
+          <w:sz w:val="24"/>
+          <w:szCs w:val="24"/>
+          <w:lang w:val="ru-RU"/>
+        </w:rPr>
+        <w:t xml:space="preserve"> [</w:t>
+      </w:r>
+      <w:proofErr w:type="spellStart"/>
+      <w:r>
+        <w:rPr>
+          <w:rFonts w:ascii="Times New Roman" w:hAnsi="Times New Roman" w:cs="Times New Roman"/>
+          <w:b/>
+          <w:bCs/>
+          <w:iCs/>
+          <w:sz w:val="24"/>
+          <w:szCs w:val="24"/>
+          <w:lang w:val="ru-RU"/>
+        </w:rPr>
+        <w:t>айдос</w:t>
+      </w:r>
+      <w:proofErr w:type="spellEnd"/>
+      <w:r>
+        <w:rPr>
+          <w:rFonts w:ascii="Times New Roman" w:hAnsi="Times New Roman" w:cs="Times New Roman"/>
+          <w:sz w:val="24"/>
+          <w:szCs w:val="24"/>
+          <w:lang w:val="ru-RU"/>
+        </w:rPr>
+        <w:t xml:space="preserve">] </w:t>
+      </w:r>
+      <w:r>
+        <w:rPr>
+          <w:rFonts w:ascii="Times New Roman" w:hAnsi="Times New Roman" w:cs="Times New Roman"/>
+          <w:sz w:val="24"/>
+          <w:szCs w:val="24"/>
+          <w:lang w:val="ru-RU"/>
+        </w:rPr>
+        <w:t xml:space="preserve">— </w:t>
+      </w:r>
+      <w:r>
+        <w:rPr>
+          <w:rFonts w:ascii="Times New Roman" w:hAnsi="Times New Roman" w:cs="Times New Roman"/>
+          <w:sz w:val="24"/>
+          <w:szCs w:val="24"/>
+          <w:lang w:val="ru-RU"/>
+        </w:rPr>
+        <w:t xml:space="preserve">стыд, совестливость. Обычно </w:t>
+      </w:r>
+      <w:r>
+        <w:rPr>
+          <w:rFonts w:ascii="Times New Roman" w:hAnsi="Times New Roman" w:cs="Times New Roman"/>
+          <w:sz w:val="24"/>
+          <w:szCs w:val="24"/>
+          <w:lang w:val="ru-RU"/>
+        </w:rPr>
+        <w:t xml:space="preserve">возникновение стыда </w:t>
+      </w:r>
+      <w:r>
+        <w:rPr>
+          <w:rFonts w:ascii="Times New Roman" w:hAnsi="Times New Roman" w:cs="Times New Roman"/>
+          <w:sz w:val="24"/>
+          <w:szCs w:val="24"/>
+          <w:lang w:val="ru-RU"/>
+        </w:rPr>
+        <w:t xml:space="preserve">в детстве связано с чистоплотностью. </w:t>
+      </w:r>
+      <w:r>
+        <w:rPr>
+          <w:rFonts w:ascii="Times New Roman" w:hAnsi="Times New Roman" w:cs="Times New Roman"/>
+          <w:sz w:val="24"/>
+          <w:szCs w:val="24"/>
+          <w:lang w:val="ru-RU"/>
+        </w:rPr>
+        <w:t>С</w:t>
+      </w:r>
+      <w:r>
+        <w:rPr>
+          <w:rFonts w:ascii="Times New Roman" w:hAnsi="Times New Roman" w:cs="Times New Roman"/>
+          <w:sz w:val="24"/>
+          <w:szCs w:val="24"/>
+          <w:lang w:val="ru-RU"/>
+        </w:rPr>
+        <w:t xml:space="preserve">тратегия стоика должна </w:t>
+      </w:r>
+      <w:r>
+        <w:rPr>
+          <w:rFonts w:ascii="Times New Roman" w:hAnsi="Times New Roman" w:cs="Times New Roman"/>
+          <w:sz w:val="24"/>
+          <w:szCs w:val="24"/>
+          <w:lang w:val="ru-RU"/>
+        </w:rPr>
+        <w:t>быть</w:t>
+      </w:r>
+      <w:r>
+        <w:rPr>
+          <w:rFonts w:ascii="Times New Roman" w:hAnsi="Times New Roman" w:cs="Times New Roman"/>
+          <w:sz w:val="24"/>
+          <w:szCs w:val="24"/>
+          <w:lang w:val="ru-RU"/>
+        </w:rPr>
+        <w:t xml:space="preserve"> в бесстыдстве</w:t>
+      </w:r>
+      <w:r>
+        <w:rPr>
+          <w:rFonts w:ascii="Times New Roman" w:hAnsi="Times New Roman" w:cs="Times New Roman"/>
+          <w:sz w:val="24"/>
+          <w:szCs w:val="24"/>
+          <w:lang w:val="ru-RU"/>
+        </w:rPr>
+        <w:t xml:space="preserve"> и</w:t>
+      </w:r>
+      <w:r>
+        <w:rPr>
+          <w:rFonts w:ascii="Times New Roman" w:hAnsi="Times New Roman" w:cs="Times New Roman"/>
+          <w:sz w:val="24"/>
+          <w:szCs w:val="24"/>
+          <w:lang w:val="ru-RU"/>
+        </w:rPr>
+        <w:t xml:space="preserve"> наглости. Чтобы избавиться от стыда, мне нужно сделать </w:t>
+      </w:r>
+      <w:r>
+        <w:rPr>
+          <w:rFonts w:ascii="Times New Roman" w:hAnsi="Times New Roman" w:cs="Times New Roman"/>
+          <w:i/>
+          <w:iCs/>
+          <w:sz w:val="24"/>
+          <w:szCs w:val="24"/>
+          <w:lang w:val="ru-RU"/>
+        </w:rPr>
+        <w:t>действие</w:t>
+      </w:r>
+      <w:r>
+        <w:rPr>
+          <w:rFonts w:ascii="Times New Roman" w:hAnsi="Times New Roman" w:cs="Times New Roman"/>
+          <w:sz w:val="24"/>
+          <w:szCs w:val="24"/>
+          <w:lang w:val="ru-RU"/>
+        </w:rPr>
+        <w:t>. Если я просто буду совершать постыдные действия, то ничего не получится (хотя про Диогена именно так и пишут — что он уподобился собаке).</w:t>
       </w:r>
     </w:p>
     <w:p>
       <w:pPr>
         <w:rPr>
-          <w:lang w:val="ru-RU"/>
-        </w:rPr>
-      </w:pPr>
-      <w:r>
-        <w:rPr>
-          <w:lang w:val="ru-RU"/>
-        </w:rPr>
-        <w:t>Позже наследие Диогена было переосмыслено, и из него возникла целая школа — школа стоиков.</w:t>
+          <w:rFonts w:ascii="Times New Roman" w:hAnsi="Times New Roman" w:cs="Times New Roman"/>
+          <w:sz w:val="24"/>
+          <w:szCs w:val="24"/>
+          <w:lang w:val="ru-RU"/>
+        </w:rPr>
+      </w:pPr>
+      <w:r>
+        <w:rPr>
+          <w:rFonts w:ascii="Times New Roman" w:hAnsi="Times New Roman" w:cs="Times New Roman"/>
+          <w:sz w:val="24"/>
+          <w:szCs w:val="24"/>
+          <w:lang w:val="ru-RU"/>
+        </w:rPr>
+        <w:t xml:space="preserve">Но </w:t>
+      </w:r>
+      <w:r>
+        <w:rPr>
+          <w:rFonts w:ascii="Times New Roman" w:hAnsi="Times New Roman" w:cs="Times New Roman"/>
+          <w:sz w:val="24"/>
+          <w:szCs w:val="24"/>
+          <w:lang w:val="ru-RU"/>
+        </w:rPr>
+        <w:t xml:space="preserve">Диоген совершает действия, которые являются </w:t>
+      </w:r>
+      <w:r>
+        <w:rPr>
+          <w:rFonts w:ascii="Times New Roman" w:hAnsi="Times New Roman" w:cs="Times New Roman"/>
+          <w:sz w:val="24"/>
+          <w:szCs w:val="24"/>
+          <w:lang w:val="ru-RU"/>
+        </w:rPr>
+        <w:t>ответной реакцией на то</w:t>
+      </w:r>
+      <w:r>
+        <w:rPr>
+          <w:rFonts w:ascii="Times New Roman" w:hAnsi="Times New Roman" w:cs="Times New Roman"/>
+          <w:sz w:val="24"/>
+          <w:szCs w:val="24"/>
+          <w:lang w:val="ru-RU"/>
+        </w:rPr>
+        <w:t>, что ему говорят. Он не наве</w:t>
+      </w:r>
+      <w:r>
+        <w:rPr>
+          <w:rFonts w:ascii="Times New Roman" w:hAnsi="Times New Roman" w:cs="Times New Roman"/>
+          <w:sz w:val="24"/>
+          <w:szCs w:val="24"/>
+          <w:lang w:val="ru-RU"/>
+        </w:rPr>
+        <w:t>шивал</w:t>
+      </w:r>
+      <w:r>
+        <w:rPr>
+          <w:rFonts w:ascii="Times New Roman" w:hAnsi="Times New Roman" w:cs="Times New Roman"/>
+          <w:sz w:val="24"/>
+          <w:szCs w:val="24"/>
+          <w:lang w:val="ru-RU"/>
+        </w:rPr>
+        <w:t xml:space="preserve"> на себя образ собаки</w:t>
+      </w:r>
+      <w:r>
+        <w:rPr>
+          <w:rFonts w:ascii="Times New Roman" w:hAnsi="Times New Roman" w:cs="Times New Roman"/>
+          <w:sz w:val="24"/>
+          <w:szCs w:val="24"/>
+          <w:lang w:val="ru-RU"/>
+        </w:rPr>
+        <w:t xml:space="preserve"> —</w:t>
+      </w:r>
+      <w:r>
+        <w:rPr>
+          <w:rFonts w:ascii="Times New Roman" w:hAnsi="Times New Roman" w:cs="Times New Roman"/>
+          <w:sz w:val="24"/>
+          <w:szCs w:val="24"/>
+          <w:lang w:val="ru-RU"/>
+        </w:rPr>
+        <w:t xml:space="preserve"> это другие </w:t>
+      </w:r>
+      <w:r>
+        <w:rPr>
+          <w:rFonts w:ascii="Times New Roman" w:hAnsi="Times New Roman" w:cs="Times New Roman"/>
+          <w:sz w:val="24"/>
+          <w:szCs w:val="24"/>
+          <w:lang w:val="ru-RU"/>
+        </w:rPr>
+        <w:t xml:space="preserve">навесили </w:t>
+      </w:r>
+      <w:r>
+        <w:rPr>
+          <w:rFonts w:ascii="Times New Roman" w:hAnsi="Times New Roman" w:cs="Times New Roman"/>
+          <w:sz w:val="24"/>
+          <w:szCs w:val="24"/>
+          <w:lang w:val="ru-RU"/>
+        </w:rPr>
+        <w:t xml:space="preserve">этот образ на него. Вступая в такое взаимодействие, Диоген </w:t>
+      </w:r>
+      <w:r>
+        <w:rPr>
+          <w:rFonts w:ascii="Times New Roman" w:hAnsi="Times New Roman" w:cs="Times New Roman"/>
+          <w:iCs/>
+          <w:sz w:val="24"/>
+          <w:szCs w:val="24"/>
+          <w:u w:val="single"/>
+          <w:lang w:val="ru-RU"/>
+        </w:rPr>
+        <w:t>стирает границу между человек</w:t>
+      </w:r>
+      <w:r>
+        <w:rPr>
+          <w:rFonts w:ascii="Times New Roman" w:hAnsi="Times New Roman" w:cs="Times New Roman"/>
+          <w:iCs/>
+          <w:sz w:val="24"/>
+          <w:szCs w:val="24"/>
+          <w:u w:val="single"/>
+          <w:lang w:val="ru-RU"/>
+        </w:rPr>
+        <w:t>ом</w:t>
+      </w:r>
+      <w:r>
+        <w:rPr>
+          <w:rFonts w:ascii="Times New Roman" w:hAnsi="Times New Roman" w:cs="Times New Roman"/>
+          <w:iCs/>
+          <w:sz w:val="24"/>
+          <w:szCs w:val="24"/>
+          <w:u w:val="single"/>
+          <w:lang w:val="ru-RU"/>
+        </w:rPr>
+        <w:t xml:space="preserve"> и собакой</w:t>
+      </w:r>
+      <w:r>
+        <w:rPr>
+          <w:rFonts w:ascii="Times New Roman" w:hAnsi="Times New Roman" w:cs="Times New Roman"/>
+          <w:sz w:val="24"/>
+          <w:szCs w:val="24"/>
+          <w:lang w:val="ru-RU"/>
+        </w:rPr>
+        <w:t>.</w:t>
       </w:r>
     </w:p>
     <w:p>
       <w:pPr>
-        <w:rPr>
-          <w:lang w:val="ru-RU"/>
-        </w:rPr>
-      </w:pPr>
-      <w:r>
-        <w:rPr>
-          <w:lang w:val="ru-RU"/>
-        </w:rPr>
-        <w:t>Своими действиями Диоген показал тривиальность образа жизни человека. Он поставил под сомнение наше отношение самим к себе. Но он так и не ответил, что такое человек. Он не утверждал, что мы животные, скорее указывал на сходство с ними.</w:t>
+        <w:pStyle w:val="Heading2"/>
+        <w:rPr>
+          <w:lang w:val="ru-RU"/>
+        </w:rPr>
+      </w:pPr>
+      <w:r>
+        <w:rPr>
+          <w:lang w:val="ru-RU"/>
+        </w:rPr>
+        <w:t>Что такое человек</w:t>
+      </w:r>
+    </w:p>
+    <w:p>
+      <w:pPr>
+        <w:rPr>
+          <w:rFonts w:ascii="Times New Roman" w:hAnsi="Times New Roman" w:cs="Times New Roman"/>
+          <w:sz w:val="24"/>
+          <w:szCs w:val="24"/>
+          <w:lang w:val="ru-RU"/>
+        </w:rPr>
+      </w:pPr>
+      <w:r>
+        <w:rPr>
+          <w:rFonts w:ascii="Times New Roman" w:hAnsi="Times New Roman" w:cs="Times New Roman"/>
+          <w:sz w:val="24"/>
+          <w:szCs w:val="24"/>
+          <w:lang w:val="ru-RU"/>
+        </w:rPr>
+        <w:t>Диоген</w:t>
+      </w:r>
+      <w:r>
+        <w:rPr>
+          <w:rFonts w:ascii="Times New Roman" w:hAnsi="Times New Roman" w:cs="Times New Roman"/>
+          <w:sz w:val="24"/>
+          <w:szCs w:val="24"/>
+          <w:lang w:val="ru-RU"/>
+        </w:rPr>
+        <w:t xml:space="preserve"> ставит </w:t>
+      </w:r>
+      <w:r>
+        <w:rPr>
+          <w:rFonts w:ascii="Times New Roman" w:hAnsi="Times New Roman" w:cs="Times New Roman"/>
+          <w:sz w:val="24"/>
+          <w:szCs w:val="24"/>
+          <w:lang w:val="ru-RU"/>
+        </w:rPr>
+        <w:t xml:space="preserve">важный этический </w:t>
+      </w:r>
+      <w:r>
+        <w:rPr>
+          <w:rFonts w:ascii="Times New Roman" w:hAnsi="Times New Roman" w:cs="Times New Roman"/>
+          <w:sz w:val="24"/>
+          <w:szCs w:val="24"/>
+          <w:lang w:val="ru-RU"/>
+        </w:rPr>
+        <w:t>вопрос: что в человеке есть человеческого?</w:t>
+      </w:r>
+      <w:r>
+        <w:rPr>
+          <w:rFonts w:ascii="Times New Roman" w:hAnsi="Times New Roman" w:cs="Times New Roman"/>
+          <w:sz w:val="24"/>
+          <w:szCs w:val="24"/>
+          <w:lang w:val="ru-RU"/>
+        </w:rPr>
+        <w:t xml:space="preserve"> </w:t>
+      </w:r>
+      <w:r>
+        <w:rPr>
+          <w:rFonts w:ascii="Times New Roman" w:hAnsi="Times New Roman" w:cs="Times New Roman"/>
+          <w:sz w:val="24"/>
+          <w:szCs w:val="24"/>
+          <w:lang w:val="ru-RU"/>
+        </w:rPr>
+        <w:t>Если</w:t>
+      </w:r>
+      <w:r>
+        <w:rPr>
+          <w:rFonts w:ascii="Times New Roman" w:hAnsi="Times New Roman" w:cs="Times New Roman"/>
+          <w:sz w:val="24"/>
+          <w:szCs w:val="24"/>
+          <w:lang w:val="ru-RU"/>
+        </w:rPr>
+        <w:t xml:space="preserve"> человек </w:t>
+      </w:r>
+      <w:r>
+        <w:rPr>
+          <w:rFonts w:ascii="Times New Roman" w:hAnsi="Times New Roman" w:cs="Times New Roman"/>
+          <w:sz w:val="24"/>
+          <w:szCs w:val="24"/>
+          <w:lang w:val="ru-RU"/>
+        </w:rPr>
+        <w:t>отвечает</w:t>
+      </w:r>
+      <w:r>
+        <w:rPr>
+          <w:rFonts w:ascii="Times New Roman" w:hAnsi="Times New Roman" w:cs="Times New Roman"/>
+          <w:sz w:val="24"/>
+          <w:szCs w:val="24"/>
+          <w:lang w:val="ru-RU"/>
+        </w:rPr>
+        <w:t xml:space="preserve">: </w:t>
+      </w:r>
+      <w:r>
+        <w:rPr>
+          <w:rFonts w:ascii="Times New Roman" w:hAnsi="Times New Roman" w:cs="Times New Roman"/>
+          <w:sz w:val="24"/>
+          <w:szCs w:val="24"/>
+          <w:lang w:val="ru-RU"/>
+        </w:rPr>
+        <w:t>«</w:t>
+      </w:r>
+      <w:r>
+        <w:rPr>
+          <w:rFonts w:ascii="Times New Roman" w:hAnsi="Times New Roman" w:cs="Times New Roman"/>
+          <w:sz w:val="24"/>
+          <w:szCs w:val="24"/>
+          <w:lang w:val="ru-RU"/>
+        </w:rPr>
+        <w:t>я не ем публично, не сношаюсь, не испражняюсь и</w:t>
+      </w:r>
+      <w:r>
+        <w:rPr>
+          <w:rFonts w:ascii="Times New Roman" w:hAnsi="Times New Roman" w:cs="Times New Roman"/>
+          <w:sz w:val="24"/>
+          <w:szCs w:val="24"/>
+          <w:lang w:val="ru-RU"/>
+        </w:rPr>
+        <w:t xml:space="preserve"> веду себя прилично»</w:t>
+      </w:r>
+      <w:r>
+        <w:rPr>
+          <w:rFonts w:ascii="Times New Roman" w:hAnsi="Times New Roman" w:cs="Times New Roman"/>
+          <w:sz w:val="24"/>
+          <w:szCs w:val="24"/>
+          <w:lang w:val="ru-RU"/>
+        </w:rPr>
+        <w:t xml:space="preserve">. Тогда Диоген указывает на то, что этого всего человек не совершает лишь публично: получается, у себя дома, пока никто не видит, тайком, он ведет себя как животное! </w:t>
+      </w:r>
+      <w:r>
+        <w:rPr>
+          <w:rFonts w:ascii="Times New Roman" w:hAnsi="Times New Roman" w:cs="Times New Roman"/>
+          <w:sz w:val="24"/>
+          <w:szCs w:val="24"/>
+          <w:lang w:val="ru-RU"/>
+        </w:rPr>
+        <w:t>Диоген</w:t>
+      </w:r>
+      <w:r>
+        <w:rPr>
+          <w:rFonts w:ascii="Times New Roman" w:hAnsi="Times New Roman" w:cs="Times New Roman"/>
+          <w:sz w:val="24"/>
+          <w:szCs w:val="24"/>
+          <w:lang w:val="ru-RU"/>
+        </w:rPr>
+        <w:t xml:space="preserve"> пытается показать</w:t>
+      </w:r>
+      <w:r>
+        <w:rPr>
+          <w:rFonts w:ascii="Times New Roman" w:hAnsi="Times New Roman" w:cs="Times New Roman"/>
+          <w:sz w:val="24"/>
+          <w:szCs w:val="24"/>
+          <w:lang w:val="ru-RU"/>
+        </w:rPr>
+        <w:t xml:space="preserve"> этим</w:t>
+      </w:r>
+      <w:r>
+        <w:rPr>
+          <w:rFonts w:ascii="Times New Roman" w:hAnsi="Times New Roman" w:cs="Times New Roman"/>
+          <w:sz w:val="24"/>
+          <w:szCs w:val="24"/>
+          <w:lang w:val="ru-RU"/>
+        </w:rPr>
+        <w:t xml:space="preserve">, что общество — </w:t>
+      </w:r>
+      <w:r>
+        <w:rPr>
+          <w:rFonts w:ascii="Times New Roman" w:hAnsi="Times New Roman" w:cs="Times New Roman"/>
+          <w:sz w:val="24"/>
+          <w:szCs w:val="24"/>
+          <w:lang w:val="ru-RU"/>
+        </w:rPr>
+        <w:t xml:space="preserve">это </w:t>
+      </w:r>
+      <w:r>
+        <w:rPr>
+          <w:rFonts w:ascii="Times New Roman" w:hAnsi="Times New Roman" w:cs="Times New Roman"/>
+          <w:sz w:val="24"/>
+          <w:szCs w:val="24"/>
+          <w:lang w:val="ru-RU"/>
+        </w:rPr>
+        <w:t>конструкт, что-то искусственное, а настоящая, подлинная, естественная человеческая сущность —животно</w:t>
+      </w:r>
+      <w:r>
+        <w:rPr>
+          <w:rFonts w:ascii="Times New Roman" w:hAnsi="Times New Roman" w:cs="Times New Roman"/>
+          <w:sz w:val="24"/>
+          <w:szCs w:val="24"/>
+          <w:lang w:val="ru-RU"/>
+        </w:rPr>
+        <w:t>е состояние</w:t>
+      </w:r>
+      <w:r>
+        <w:rPr>
+          <w:rFonts w:ascii="Times New Roman" w:hAnsi="Times New Roman" w:cs="Times New Roman"/>
+          <w:sz w:val="24"/>
+          <w:szCs w:val="24"/>
+          <w:lang w:val="ru-RU"/>
+        </w:rPr>
+        <w:t>.</w:t>
+      </w:r>
+    </w:p>
+    <w:p>
+      <w:pPr>
+        <w:pStyle w:val="Quote"/>
+        <w:rPr>
+          <w:lang w:val="ru-RU"/>
+        </w:rPr>
+      </w:pPr>
+      <w:r>
+        <w:rPr>
+          <w:lang w:val="ru-RU"/>
+        </w:rPr>
+        <w:t>Ситуация: актер, выступающий в театре. Актер субъект или объект? Так как на актера все смотрят, и он это чувствует, значит он объект. Но! Актер создает образ, воздействующий на публику. Публика, пришедшая посмотреть спектакль, видит образ, то есть то, чего нет, ловушку. Актер с помощью образа вызывает некоторые эмоциональные реакции, и тогда публика здесь является объектом. Актер управляет публикой, вводя её в такие эмоциональные состояния, какие хочет. Он ею манипулирует.</w:t>
+      </w:r>
+    </w:p>
+    <w:p>
+      <w:pPr>
+        <w:rPr>
+          <w:rFonts w:ascii="Times New Roman" w:hAnsi="Times New Roman" w:cs="Times New Roman"/>
+          <w:sz w:val="24"/>
+          <w:szCs w:val="24"/>
+          <w:lang w:val="ru-RU"/>
+        </w:rPr>
+      </w:pPr>
+      <w:r>
+        <w:rPr>
+          <w:rFonts w:ascii="Times New Roman" w:hAnsi="Times New Roman" w:cs="Times New Roman"/>
+          <w:sz w:val="24"/>
+          <w:szCs w:val="24"/>
+          <w:lang w:val="ru-RU"/>
+        </w:rPr>
+        <w:t>П</w:t>
+      </w:r>
+      <w:r>
+        <w:rPr>
+          <w:rFonts w:ascii="Times New Roman" w:hAnsi="Times New Roman" w:cs="Times New Roman"/>
+          <w:sz w:val="24"/>
+          <w:szCs w:val="24"/>
+          <w:lang w:val="ru-RU"/>
+        </w:rPr>
+        <w:t xml:space="preserve">озиция </w:t>
+      </w:r>
+      <w:r>
+        <w:rPr>
+          <w:rFonts w:ascii="Times New Roman" w:hAnsi="Times New Roman" w:cs="Times New Roman"/>
+          <w:sz w:val="24"/>
+          <w:szCs w:val="24"/>
+          <w:lang w:val="ru-RU"/>
+        </w:rPr>
+        <w:t>Д</w:t>
+      </w:r>
+      <w:r>
+        <w:rPr>
+          <w:rFonts w:ascii="Times New Roman" w:hAnsi="Times New Roman" w:cs="Times New Roman"/>
+          <w:sz w:val="24"/>
+          <w:szCs w:val="24"/>
+          <w:lang w:val="ru-RU"/>
+        </w:rPr>
+        <w:t>иогена — это</w:t>
+      </w:r>
+      <w:r>
+        <w:rPr>
+          <w:rFonts w:ascii="Times New Roman" w:hAnsi="Times New Roman" w:cs="Times New Roman"/>
+          <w:sz w:val="24"/>
+          <w:szCs w:val="24"/>
+          <w:lang w:val="ru-RU"/>
+        </w:rPr>
+        <w:t xml:space="preserve"> та же позиция актера, с той лишь разницей, что у актера есть уязвимость</w:t>
+      </w:r>
+      <w:r>
+        <w:rPr>
+          <w:rFonts w:ascii="Times New Roman" w:hAnsi="Times New Roman" w:cs="Times New Roman"/>
+          <w:sz w:val="24"/>
+          <w:szCs w:val="24"/>
+          <w:lang w:val="ru-RU"/>
+        </w:rPr>
+        <w:t>:</w:t>
+      </w:r>
+      <w:r>
+        <w:rPr>
+          <w:rFonts w:ascii="Times New Roman" w:hAnsi="Times New Roman" w:cs="Times New Roman"/>
+          <w:sz w:val="24"/>
+          <w:szCs w:val="24"/>
+          <w:lang w:val="ru-RU"/>
+        </w:rPr>
+        <w:t xml:space="preserve"> его могут осмеять, если он провалится, и его обуяет стыд</w:t>
+      </w:r>
+      <w:r>
+        <w:rPr>
+          <w:rFonts w:ascii="Times New Roman" w:hAnsi="Times New Roman" w:cs="Times New Roman"/>
+          <w:sz w:val="24"/>
+          <w:szCs w:val="24"/>
+          <w:lang w:val="ru-RU"/>
+        </w:rPr>
+        <w:t>;</w:t>
+      </w:r>
+      <w:r>
+        <w:rPr>
+          <w:rFonts w:ascii="Times New Roman" w:hAnsi="Times New Roman" w:cs="Times New Roman"/>
+          <w:sz w:val="24"/>
+          <w:szCs w:val="24"/>
+          <w:lang w:val="ru-RU"/>
+        </w:rPr>
+        <w:t xml:space="preserve"> все, что делает Диоген — </w:t>
+      </w:r>
+      <w:r>
+        <w:rPr>
+          <w:rFonts w:ascii="Times New Roman" w:hAnsi="Times New Roman" w:cs="Times New Roman"/>
+          <w:i/>
+          <w:iCs/>
+          <w:sz w:val="24"/>
+          <w:szCs w:val="24"/>
+          <w:lang w:val="ru-RU"/>
+        </w:rPr>
+        <w:t>вызывает стыд</w:t>
+      </w:r>
+      <w:r>
+        <w:rPr>
+          <w:rFonts w:ascii="Times New Roman" w:hAnsi="Times New Roman" w:cs="Times New Roman"/>
+          <w:sz w:val="24"/>
+          <w:szCs w:val="24"/>
+          <w:lang w:val="ru-RU"/>
+        </w:rPr>
+        <w:t xml:space="preserve">, </w:t>
+      </w:r>
+      <w:r>
+        <w:rPr>
+          <w:rFonts w:ascii="Times New Roman" w:hAnsi="Times New Roman" w:cs="Times New Roman"/>
+          <w:sz w:val="24"/>
+          <w:szCs w:val="24"/>
+          <w:lang w:val="ru-RU"/>
+        </w:rPr>
+        <w:t xml:space="preserve">а </w:t>
+      </w:r>
+      <w:r>
+        <w:rPr>
+          <w:rFonts w:ascii="Times New Roman" w:hAnsi="Times New Roman" w:cs="Times New Roman"/>
+          <w:sz w:val="24"/>
+          <w:szCs w:val="24"/>
+          <w:lang w:val="ru-RU"/>
+        </w:rPr>
+        <w:t>значит, он не может провалиться</w:t>
+      </w:r>
+      <w:r>
+        <w:rPr>
+          <w:rFonts w:ascii="Times New Roman" w:hAnsi="Times New Roman" w:cs="Times New Roman"/>
+          <w:sz w:val="24"/>
+          <w:szCs w:val="24"/>
+          <w:lang w:val="ru-RU"/>
+        </w:rPr>
+        <w:t>, как актёр.</w:t>
+      </w:r>
+      <w:r>
+        <w:rPr>
+          <w:rFonts w:ascii="Times New Roman" w:hAnsi="Times New Roman" w:cs="Times New Roman"/>
+          <w:sz w:val="24"/>
+          <w:szCs w:val="24"/>
+          <w:lang w:val="ru-RU"/>
+        </w:rPr>
+        <w:t xml:space="preserve"> Стоит ещё раз отметить, что он совершает постыдные действия не </w:t>
+      </w:r>
+      <w:r>
+        <w:rPr>
+          <w:rFonts w:ascii="Times New Roman" w:hAnsi="Times New Roman" w:cs="Times New Roman"/>
+          <w:sz w:val="24"/>
+          <w:szCs w:val="24"/>
+          <w:lang w:val="ru-RU"/>
+        </w:rPr>
+        <w:t>беспричинно</w:t>
+      </w:r>
+      <w:r>
+        <w:rPr>
+          <w:rFonts w:ascii="Times New Roman" w:hAnsi="Times New Roman" w:cs="Times New Roman"/>
+          <w:sz w:val="24"/>
+          <w:szCs w:val="24"/>
+          <w:lang w:val="ru-RU"/>
+        </w:rPr>
+        <w:t xml:space="preserve"> и не</w:t>
+      </w:r>
+      <w:r>
+        <w:rPr>
+          <w:rFonts w:ascii="Times New Roman" w:hAnsi="Times New Roman" w:cs="Times New Roman"/>
+          <w:sz w:val="24"/>
+          <w:szCs w:val="24"/>
+          <w:lang w:val="ru-RU"/>
+        </w:rPr>
+        <w:t xml:space="preserve"> всегда, </w:t>
+      </w:r>
+      <w:r>
+        <w:rPr>
+          <w:rFonts w:ascii="Times New Roman" w:hAnsi="Times New Roman" w:cs="Times New Roman"/>
+          <w:sz w:val="24"/>
+          <w:szCs w:val="24"/>
+          <w:lang w:val="ru-RU"/>
+        </w:rPr>
+        <w:t>но</w:t>
+      </w:r>
+      <w:r>
+        <w:rPr>
+          <w:rFonts w:ascii="Times New Roman" w:hAnsi="Times New Roman" w:cs="Times New Roman"/>
+          <w:sz w:val="24"/>
+          <w:szCs w:val="24"/>
+          <w:lang w:val="ru-RU"/>
+        </w:rPr>
+        <w:t xml:space="preserve"> только по чужой наводке, принимая на себя ту роль, </w:t>
+      </w:r>
+      <w:r>
+        <w:rPr>
+          <w:rFonts w:ascii="Times New Roman" w:hAnsi="Times New Roman" w:cs="Times New Roman"/>
+          <w:sz w:val="24"/>
+          <w:szCs w:val="24"/>
+          <w:lang w:val="ru-RU"/>
+        </w:rPr>
+        <w:t xml:space="preserve">на </w:t>
+      </w:r>
+      <w:r>
+        <w:rPr>
+          <w:rFonts w:ascii="Times New Roman" w:hAnsi="Times New Roman" w:cs="Times New Roman"/>
+          <w:sz w:val="24"/>
+          <w:szCs w:val="24"/>
+          <w:lang w:val="ru-RU"/>
+        </w:rPr>
+        <w:t>котору</w:t>
+      </w:r>
+      <w:r>
+        <w:rPr>
+          <w:rFonts w:ascii="Times New Roman" w:hAnsi="Times New Roman" w:cs="Times New Roman"/>
+          <w:sz w:val="24"/>
+          <w:szCs w:val="24"/>
+          <w:lang w:val="ru-RU"/>
+        </w:rPr>
+        <w:t>ю его назначили</w:t>
+      </w:r>
+      <w:r>
+        <w:rPr>
+          <w:rFonts w:ascii="Times New Roman" w:hAnsi="Times New Roman" w:cs="Times New Roman"/>
+          <w:sz w:val="24"/>
+          <w:szCs w:val="24"/>
+          <w:lang w:val="ru-RU"/>
+        </w:rPr>
+        <w:t>.</w:t>
+      </w:r>
+    </w:p>
+    <w:p>
+      <w:pPr>
+        <w:pStyle w:val="Heading2"/>
+        <w:rPr>
+          <w:lang w:val="ru-RU"/>
+        </w:rPr>
+      </w:pPr>
+      <w:r>
+        <w:rPr>
+          <w:lang w:val="ru-RU"/>
+        </w:rPr>
+        <w:t>Ещё раз</w:t>
+      </w:r>
+      <w:r>
+        <w:rPr>
+          <w:lang w:val="ru-RU"/>
+        </w:rPr>
+        <w:t xml:space="preserve"> об отличии Диогена от позера</w:t>
+      </w:r>
+    </w:p>
+    <w:p>
+      <w:pPr>
+        <w:rPr>
+          <w:rFonts w:ascii="Times New Roman" w:hAnsi="Times New Roman" w:cs="Times New Roman"/>
+          <w:sz w:val="24"/>
+          <w:szCs w:val="24"/>
+          <w:lang w:val="ru-RU"/>
+        </w:rPr>
+      </w:pPr>
+      <w:r>
+        <w:rPr>
+          <w:rFonts w:ascii="Times New Roman" w:hAnsi="Times New Roman" w:cs="Times New Roman"/>
+          <w:sz w:val="24"/>
+          <w:szCs w:val="24"/>
+          <w:lang w:val="ru-RU"/>
+        </w:rPr>
+        <w:t>Л</w:t>
+      </w:r>
+      <w:r>
+        <w:rPr>
+          <w:rFonts w:ascii="Times New Roman" w:hAnsi="Times New Roman" w:cs="Times New Roman"/>
+          <w:sz w:val="24"/>
+          <w:szCs w:val="24"/>
+          <w:lang w:val="ru-RU"/>
+        </w:rPr>
+        <w:t xml:space="preserve">огика Диогена(или актера): я достигаю своей </w:t>
+      </w:r>
+      <w:r>
+        <w:rPr>
+          <w:rFonts w:ascii="Times New Roman" w:hAnsi="Times New Roman" w:cs="Times New Roman"/>
+          <w:i/>
+          <w:iCs/>
+          <w:sz w:val="24"/>
+          <w:szCs w:val="24"/>
+          <w:lang w:val="ru-RU"/>
+        </w:rPr>
+        <w:t>субъектности</w:t>
+      </w:r>
+      <w:r>
+        <w:rPr>
+          <w:rFonts w:ascii="Times New Roman" w:hAnsi="Times New Roman" w:cs="Times New Roman"/>
+          <w:sz w:val="24"/>
+          <w:szCs w:val="24"/>
+          <w:lang w:val="ru-RU"/>
+        </w:rPr>
+        <w:t xml:space="preserve"> (то есть нахожусь в позиции от первого лица) потому что создаю образ, который, по мнению тех, кто смотрит на мои стыдные действия, является </w:t>
+      </w:r>
+      <w:r>
+        <w:rPr>
+          <w:rFonts w:ascii="Times New Roman" w:hAnsi="Times New Roman" w:cs="Times New Roman"/>
+          <w:i/>
+          <w:iCs/>
+          <w:sz w:val="24"/>
+          <w:szCs w:val="24"/>
+          <w:lang w:val="ru-RU"/>
+        </w:rPr>
+        <w:t>объектом</w:t>
+      </w:r>
+      <w:r>
+        <w:rPr>
+          <w:rFonts w:ascii="Times New Roman" w:hAnsi="Times New Roman" w:cs="Times New Roman"/>
+          <w:sz w:val="24"/>
+          <w:szCs w:val="24"/>
+          <w:lang w:val="ru-RU"/>
+        </w:rPr>
+        <w:t xml:space="preserve"> (то есть они смотрят на меня), тогда как я знаю, что на самом деле это я смотрю на то, как они смотрят на мой образ, значит </w:t>
+      </w:r>
+      <w:r>
+        <w:rPr>
+          <w:rFonts w:ascii="Times New Roman" w:hAnsi="Times New Roman" w:cs="Times New Roman"/>
+          <w:i/>
+          <w:iCs/>
+          <w:sz w:val="24"/>
+          <w:szCs w:val="24"/>
+          <w:lang w:val="ru-RU"/>
+        </w:rPr>
+        <w:t>субъект</w:t>
+      </w:r>
+      <w:r>
+        <w:rPr>
+          <w:rFonts w:ascii="Times New Roman" w:hAnsi="Times New Roman" w:cs="Times New Roman"/>
+          <w:sz w:val="24"/>
+          <w:szCs w:val="24"/>
+          <w:lang w:val="ru-RU"/>
+        </w:rPr>
+        <w:t xml:space="preserve"> здесь я, а </w:t>
+      </w:r>
+      <w:r>
+        <w:rPr>
+          <w:rFonts w:ascii="Times New Roman" w:hAnsi="Times New Roman" w:cs="Times New Roman"/>
+          <w:i/>
+          <w:iCs/>
+          <w:sz w:val="24"/>
+          <w:szCs w:val="24"/>
+          <w:lang w:val="ru-RU"/>
+        </w:rPr>
+        <w:t>объект</w:t>
+      </w:r>
+      <w:r>
+        <w:rPr>
+          <w:rFonts w:ascii="Times New Roman" w:hAnsi="Times New Roman" w:cs="Times New Roman"/>
+          <w:sz w:val="24"/>
+          <w:szCs w:val="24"/>
+          <w:lang w:val="ru-RU"/>
+        </w:rPr>
+        <w:t xml:space="preserve"> — </w:t>
+      </w:r>
+      <w:r>
+        <w:rPr>
+          <w:rFonts w:ascii="Times New Roman" w:hAnsi="Times New Roman" w:cs="Times New Roman"/>
+          <w:sz w:val="24"/>
+          <w:szCs w:val="24"/>
+          <w:lang w:val="ru-RU"/>
+        </w:rPr>
+        <w:t xml:space="preserve">это </w:t>
+      </w:r>
+      <w:r>
+        <w:rPr>
+          <w:rFonts w:ascii="Times New Roman" w:hAnsi="Times New Roman" w:cs="Times New Roman"/>
+          <w:sz w:val="24"/>
+          <w:szCs w:val="24"/>
+          <w:lang w:val="ru-RU"/>
+        </w:rPr>
+        <w:t>все вокруг.</w:t>
+      </w:r>
+    </w:p>
+    <w:p>
+      <w:pPr>
+        <w:rPr>
+          <w:rFonts w:ascii="Times New Roman" w:hAnsi="Times New Roman" w:cs="Times New Roman"/>
+          <w:sz w:val="24"/>
+          <w:szCs w:val="24"/>
+          <w:lang w:val="ru-RU"/>
+        </w:rPr>
+      </w:pPr>
+      <w:r>
+        <w:rPr>
+          <w:rFonts w:ascii="Times New Roman" w:hAnsi="Times New Roman" w:cs="Times New Roman"/>
+          <w:sz w:val="24"/>
+          <w:szCs w:val="24"/>
+          <w:lang w:val="ru-RU"/>
+        </w:rPr>
+        <w:t>Цель Диогена — быть главным манипулятором, «смеющимся».</w:t>
+      </w:r>
+    </w:p>
+    <w:p>
+      <w:pPr>
+        <w:pStyle w:val="Quote"/>
+        <w:rPr>
+          <w:lang w:val="ru-RU"/>
+        </w:rPr>
+      </w:pPr>
+      <w:r>
+        <w:rPr>
+          <w:lang w:val="ru-RU"/>
+        </w:rPr>
+        <w:lastRenderedPageBreak/>
+        <w:t xml:space="preserve">Если бы Диоген был при жизни разоблачен, он перестал бы быть </w:t>
+      </w:r>
+      <w:r>
+        <w:rPr>
+          <w:lang w:val="ru-RU"/>
+        </w:rPr>
+        <w:t>субъектом</w:t>
+      </w:r>
+      <w:r>
+        <w:rPr>
+          <w:lang w:val="ru-RU"/>
+        </w:rPr>
+        <w:t>, потому что теперь бы все смотрели на него, понимая все его действия. Ценность его стратегии была в том, что её никто не понимает. Понятая, она больше не может быть используема, поэтому второго Диогена быть не может.</w:t>
+      </w:r>
+    </w:p>
+    <w:p>
+      <w:pPr>
+        <w:rPr>
+          <w:rFonts w:ascii="Times New Roman" w:hAnsi="Times New Roman" w:cs="Times New Roman"/>
+          <w:sz w:val="24"/>
+          <w:szCs w:val="24"/>
+          <w:lang w:val="ru-RU"/>
+        </w:rPr>
+      </w:pPr>
+      <w:r>
+        <w:rPr>
+          <w:rFonts w:ascii="Times New Roman" w:hAnsi="Times New Roman" w:cs="Times New Roman"/>
+          <w:sz w:val="24"/>
+          <w:szCs w:val="24"/>
+          <w:lang w:val="ru-RU"/>
+        </w:rPr>
+        <w:t xml:space="preserve">Позже наследие Диогена было переосмыслено, и из него возникла целая школа — школа </w:t>
+      </w:r>
+      <w:r>
+        <w:rPr>
+          <w:rFonts w:ascii="Times New Roman" w:hAnsi="Times New Roman" w:cs="Times New Roman"/>
+          <w:b/>
+          <w:bCs/>
+          <w:sz w:val="24"/>
+          <w:szCs w:val="24"/>
+          <w:lang w:val="ru-RU"/>
+        </w:rPr>
+        <w:t>стоиков</w:t>
+      </w:r>
+      <w:r>
+        <w:rPr>
+          <w:rFonts w:ascii="Times New Roman" w:hAnsi="Times New Roman" w:cs="Times New Roman"/>
+          <w:sz w:val="24"/>
+          <w:szCs w:val="24"/>
+          <w:lang w:val="ru-RU"/>
+        </w:rPr>
+        <w:t>.</w:t>
+      </w:r>
+    </w:p>
+    <w:p>
+      <w:pPr>
+        <w:rPr>
+          <w:rFonts w:ascii="Times New Roman" w:hAnsi="Times New Roman" w:cs="Times New Roman"/>
+          <w:sz w:val="24"/>
+          <w:szCs w:val="24"/>
+          <w:lang w:val="ru-RU"/>
+        </w:rPr>
+      </w:pPr>
+      <w:r>
+        <w:rPr>
+          <w:rFonts w:ascii="Times New Roman" w:hAnsi="Times New Roman" w:cs="Times New Roman"/>
+          <w:sz w:val="24"/>
+          <w:szCs w:val="24"/>
+          <w:lang w:val="ru-RU"/>
+        </w:rPr>
+        <w:t>Своими действиями Диоген показал тривиальность образа жизни человека. Он поставил под сомнение наше отношение самим к себе.</w:t>
+      </w:r>
+      <w:r>
+        <w:rPr>
+          <w:rFonts w:ascii="Times New Roman" w:hAnsi="Times New Roman" w:cs="Times New Roman"/>
+          <w:sz w:val="24"/>
+          <w:szCs w:val="24"/>
+          <w:lang w:val="ru-RU"/>
+        </w:rPr>
+        <w:t xml:space="preserve"> </w:t>
+      </w:r>
+      <w:r>
+        <w:rPr>
+          <w:rFonts w:ascii="Times New Roman" w:hAnsi="Times New Roman" w:cs="Times New Roman"/>
+          <w:sz w:val="24"/>
+          <w:szCs w:val="24"/>
+          <w:lang w:val="ru-RU"/>
+        </w:rPr>
+        <w:t>Он не утверждал, что мы животные, скорее указывал на сходство с ними</w:t>
+      </w:r>
+      <w:r>
+        <w:rPr>
+          <w:rFonts w:ascii="Times New Roman" w:hAnsi="Times New Roman" w:cs="Times New Roman"/>
+          <w:sz w:val="24"/>
+          <w:szCs w:val="24"/>
+          <w:lang w:val="ru-RU"/>
+        </w:rPr>
+        <w:t>,</w:t>
+      </w:r>
+      <w:r>
+        <w:rPr>
+          <w:rFonts w:ascii="Times New Roman" w:hAnsi="Times New Roman" w:cs="Times New Roman"/>
+          <w:sz w:val="24"/>
+          <w:szCs w:val="24"/>
+          <w:lang w:val="ru-RU"/>
+        </w:rPr>
+        <w:t xml:space="preserve"> </w:t>
+      </w:r>
+      <w:r>
+        <w:rPr>
+          <w:rFonts w:ascii="Times New Roman" w:hAnsi="Times New Roman" w:cs="Times New Roman"/>
+          <w:sz w:val="24"/>
+          <w:szCs w:val="24"/>
+          <w:lang w:val="ru-RU"/>
+        </w:rPr>
+        <w:t>н</w:t>
+      </w:r>
+      <w:r>
+        <w:rPr>
+          <w:rFonts w:ascii="Times New Roman" w:hAnsi="Times New Roman" w:cs="Times New Roman"/>
+          <w:sz w:val="24"/>
+          <w:szCs w:val="24"/>
+          <w:lang w:val="ru-RU"/>
+        </w:rPr>
+        <w:t>о так и не ответил, что такое человек.</w:t>
       </w:r>
     </w:p>
     <w:sectPr>
@@ -1707,6 +4003,37 @@
     <w:semiHidden/>
     <w:unhideWhenUsed/>
   </w:style>
+  <w:style w:type="paragraph" w:styleId="Quote">
+    <w:name w:val="Quote"/>
+    <w:basedOn w:val="Normal"/>
+    <w:next w:val="Normal"/>
+    <w:link w:val="QuoteChar"/>
+    <w:uiPriority w:val="29"/>
+    <w:qFormat/>
+    <w:rsid w:val="00632578"/>
+    <w:pPr>
+      <w:spacing w:before="200"/>
+      <w:ind w:left="864" w:right="864"/>
+      <w:jc w:val="center"/>
+    </w:pPr>
+    <w:rPr>
+      <w:i/>
+      <w:iCs/>
+      <w:color w:val="404040" w:themeColor="text1" w:themeTint="BF"/>
+    </w:rPr>
+  </w:style>
+  <w:style w:type="character" w:customStyle="1" w:styleId="QuoteChar">
+    <w:name w:val="Quote Char"/>
+    <w:basedOn w:val="DefaultParagraphFont"/>
+    <w:link w:val="Quote"/>
+    <w:uiPriority w:val="29"/>
+    <w:rsid w:val="00632578"/>
+    <w:rPr>
+      <w:i/>
+      <w:iCs/>
+      <w:color w:val="404040" w:themeColor="text1" w:themeTint="BF"/>
+    </w:rPr>
+  </w:style>
 </w:styles>
 </file>
 

--- a/public/lesson-17.docx
+++ b/public/lesson-17.docx
@@ -5,20 +5,16 @@
     <w:p>
       <w:pPr>
         <w:pStyle w:val="Heading2"/>
-      </w:pPr>
-      <w:proofErr w:type="spellStart"/>
-      <w:r>
-        <w:t>Скучная</w:t>
-      </w:r>
-      <w:proofErr w:type="spellEnd"/>
-      <w:r>
-        <w:t xml:space="preserve"> </w:t>
-      </w:r>
-      <w:proofErr w:type="spellStart"/>
-      <w:r>
-        <w:t>этика</w:t>
-      </w:r>
-      <w:proofErr w:type="spellEnd"/>
+        <w:rPr>
+          <w:lang w:val="ru-RU"/>
+        </w:rPr>
+      </w:pPr>
+      <w:r>
+        <w:rPr>
+          <w:lang w:val="ru-RU"/>
+        </w:rPr>
+        <w:t>Скучная этика</w:t>
+      </w:r>
     </w:p>
     <w:p>
       <w:pPr>
@@ -201,49 +197,49 @@
     </w:p>
     <w:p>
       <w:pPr>
-        <w:rPr>
-          <w:rFonts w:ascii="Times New Roman" w:hAnsi="Times New Roman" w:cs="Times New Roman"/>
-          <w:sz w:val="24"/>
-          <w:szCs w:val="24"/>
-          <w:lang w:val="ru-RU"/>
-        </w:rPr>
-      </w:pPr>
-      <w:proofErr w:type="gramStart"/>
-      <w:r>
-        <w:rPr>
-          <w:rFonts w:ascii="Times New Roman" w:hAnsi="Times New Roman" w:cs="Times New Roman"/>
-          <w:sz w:val="24"/>
-          <w:szCs w:val="24"/>
-          <w:lang w:val="ru-RU"/>
-        </w:rPr>
-        <w:t>![</w:t>
-      </w:r>
-      <w:proofErr w:type="gramEnd"/>
-      <w:r>
-        <w:rPr>
-          <w:rFonts w:ascii="Times New Roman" w:hAnsi="Times New Roman" w:cs="Times New Roman"/>
-          <w:sz w:val="24"/>
-          <w:szCs w:val="24"/>
-          <w:lang w:val="ru-RU"/>
-        </w:rPr>
-        <w:t>[Философия ликбез часть 2.</w:t>
-      </w:r>
-      <w:r>
-        <w:rPr>
-          <w:rFonts w:ascii="Times New Roman" w:hAnsi="Times New Roman" w:cs="Times New Roman"/>
-          <w:sz w:val="24"/>
-          <w:szCs w:val="24"/>
-        </w:rPr>
-        <w:t>jpeg</w:t>
-      </w:r>
-      <w:r>
-        <w:rPr>
-          <w:rFonts w:ascii="Times New Roman" w:hAnsi="Times New Roman" w:cs="Times New Roman"/>
-          <w:sz w:val="24"/>
-          <w:szCs w:val="24"/>
-          <w:lang w:val="ru-RU"/>
-        </w:rPr>
-        <w:t>]]</w:t>
+        <w:autoSpaceDE w:val="0"/>
+        <w:autoSpaceDN w:val="0"/>
+        <w:adjustRightInd w:val="0"/>
+        <w:spacing w:after="0"/>
+        <w:rPr>
+          <w:rFonts w:ascii="Helvetica Neue" w:hAnsi="Helvetica Neue" w:cs="Helvetica Neue"/>
+          <w:sz w:val="26"/>
+          <w:szCs w:val="26"/>
+          <w:lang w:val="en-GB"/>
+        </w:rPr>
+      </w:pPr>
+      <w:r>
+        <w:rPr>
+          <w:rFonts w:ascii="Helvetica Neue" w:hAnsi="Helvetica Neue" w:cs="Helvetica Neue"/>
+          <w:noProof/>
+          <w:sz w:val="26"/>
+          <w:szCs w:val="26"/>
+          <w:lang w:val="en-GB"/>
+        </w:rPr>
+        <w:pict>
+          <v:shapetype id="_x0000_t75" coordsize="21600,21600" o:spt="75" o:preferrelative="t" path="m@4@5l@4@11@9@11@9@5xe" filled="f" stroked="f">
+            <v:stroke joinstyle="miter"/>
+            <v:formulas>
+              <v:f eqn="if lineDrawn pixelLineWidth 0"/>
+              <v:f eqn="sum @0 1 0"/>
+              <v:f eqn="sum 0 0 @1"/>
+              <v:f eqn="prod @2 1 2"/>
+              <v:f eqn="prod @3 21600 pixelWidth"/>
+              <v:f eqn="prod @3 21600 pixelHeight"/>
+              <v:f eqn="sum @0 0 1"/>
+              <v:f eqn="prod @6 1 2"/>
+              <v:f eqn="prod @7 21600 pixelWidth"/>
+              <v:f eqn="sum @8 21600 0"/>
+              <v:f eqn="prod @7 21600 pixelHeight"/>
+              <v:f eqn="sum @10 21600 0"/>
+            </v:formulas>
+            <v:path o:extrusionok="f" gradientshapeok="t" o:connecttype="rect"/>
+            <o:lock v:ext="edit" aspectratio="t"/>
+          </v:shapetype>
+          <v:shape id="_x0000_i1025" type="#_x0000_t75" alt="" style="width:237.1pt;height:306.6pt;rotation:90;mso-width-percent:0;mso-height-percent:0;mso-width-percent:0;mso-height-percent:0">
+            <v:imagedata r:id="rId5" o:title=""/>
+          </v:shape>
+        </w:pict>
       </w:r>
     </w:p>
     <w:p>
@@ -255,13 +251,24 @@
           <w:lang w:val="ru-RU"/>
         </w:rPr>
       </w:pPr>
-      <w:r>
-        <w:rPr>
-          <w:rFonts w:ascii="Times New Roman" w:hAnsi="Times New Roman" w:cs="Times New Roman"/>
-          <w:sz w:val="24"/>
-          <w:szCs w:val="24"/>
-          <w:lang w:val="ru-RU"/>
-        </w:rPr>
+    </w:p>
+    <w:p>
+      <w:pPr>
+        <w:rPr>
+          <w:rFonts w:ascii="Times New Roman" w:hAnsi="Times New Roman" w:cs="Times New Roman"/>
+          <w:sz w:val="24"/>
+          <w:szCs w:val="24"/>
+          <w:lang w:val="ru-RU"/>
+        </w:rPr>
+      </w:pPr>
+      <w:r>
+        <w:rPr>
+          <w:rFonts w:ascii="Times New Roman" w:hAnsi="Times New Roman" w:cs="Times New Roman"/>
+          <w:sz w:val="24"/>
+          <w:szCs w:val="24"/>
+          <w:lang w:val="ru-RU"/>
+        </w:rPr>
+        <w:lastRenderedPageBreak/>
         <w:t>Так выглядит этическая картина мира. В некотором смысле знание здесь ставится под вопрос или даже игнорируется. В этой ветви картины мира человек хочется достичь цели (</w:t>
       </w:r>
       <w:proofErr w:type="spellStart"/>
@@ -542,9 +549,21 @@
     <w:p>
       <w:pPr>
         <w:pStyle w:val="Heading2"/>
-      </w:pPr>
-      <w:r>
-        <w:t>Memento mori</w:t>
+        <w:rPr>
+          <w:lang w:val="ru-RU"/>
+        </w:rPr>
+      </w:pPr>
+      <w:r>
+        <w:t>Memento</w:t>
+      </w:r>
+      <w:r>
+        <w:rPr>
+          <w:lang w:val="ru-RU"/>
+        </w:rPr>
+        <w:t xml:space="preserve"> </w:t>
+      </w:r>
+      <w:r>
+        <w:t>mori</w:t>
       </w:r>
     </w:p>
     <w:p>
@@ -896,17 +915,7 @@
           <w:szCs w:val="24"/>
           <w:lang w:val="ru-RU"/>
         </w:rPr>
-        <w:t xml:space="preserve"> — безмятежность, </w:t>
-      </w:r>
-      <w:r>
-        <w:rPr>
-          <w:rFonts w:ascii="Times New Roman" w:hAnsi="Times New Roman" w:cs="Times New Roman"/>
-          <w:sz w:val="24"/>
-          <w:szCs w:val="24"/>
-          <w:lang w:val="ru-RU"/>
-        </w:rPr>
-        <w:lastRenderedPageBreak/>
-        <w:t>спокойствие, отсутствие тревоги</w:t>
+        <w:t xml:space="preserve"> — безмятежность, спокойствие, отсутствие тревоги</w:t>
       </w:r>
       <w:r>
         <w:rPr>
@@ -1350,6 +1359,7 @@
           <w:szCs w:val="24"/>
           <w:lang w:val="ru-RU"/>
         </w:rPr>
+        <w:lastRenderedPageBreak/>
         <w:t xml:space="preserve">Какая из перспектив здесь настоящая, подлинная? Античная этика выбирает тактику «от первого лица», чтобы достичь </w:t>
       </w:r>
       <w:r>
@@ -1622,7 +1632,6 @@
         <w:rPr>
           <w:lang w:val="ru-RU"/>
         </w:rPr>
-        <w:lastRenderedPageBreak/>
         <w:t>Диоген Синопский</w:t>
       </w:r>
     </w:p>
@@ -2239,6 +2248,7 @@
         <w:rPr>
           <w:lang w:val="ru-RU"/>
         </w:rPr>
+        <w:lastRenderedPageBreak/>
         <w:t>Ситуация: актер, выступающий в театре. Актер субъект или объект? Так как на актера все смотрят, и он это чувствует, значит он объект. Но! Актер создает образ, воздействующий на публику. Публика, пришедшая посмотреть спектакль, видит образ, то есть то, чего нет, ловушку. Актер с помощью образа вызывает некоторые эмоциональные реакции, и тогда публика здесь является объектом. Актер управляет публикой, вводя её в такие эмоциональные состояния, какие хочет. Он ею манипулирует.</w:t>
       </w:r>
     </w:p>
@@ -2646,7 +2656,6 @@
         <w:rPr>
           <w:lang w:val="ru-RU"/>
         </w:rPr>
-        <w:lastRenderedPageBreak/>
         <w:t xml:space="preserve">Если бы Диоген был при жизни разоблачен, он перестал бы быть </w:t>
       </w:r>
       <w:r>

--- a/public/lesson-17.docx
+++ b/public/lesson-17.docx
@@ -4,6 +4,97 @@
   <w:body>
     <w:p>
       <w:pPr>
+        <w:rPr>
+          <w:lang w:val="ru-RU"/>
+        </w:rPr>
+      </w:pPr>
+      <w:r>
+        <w:rPr>
+          <w:lang w:val="ru-RU"/>
+        </w:rPr>
+        <w:t>#87. Этика как философская дисциплина не является описанием социальных норм поведения; её главный вопрос – «как действовать именно мне? какую модель поведения выбрать?», что означает личную ответственность и выбор, который не гарантирован никакими «общими правилами» и не оправдывается ими;</w:t>
+      </w:r>
+    </w:p>
+    <w:p>
+      <w:pPr>
+        <w:rPr>
+          <w:lang w:val="ru-RU"/>
+        </w:rPr>
+      </w:pPr>
+      <w:r>
+        <w:rPr>
+          <w:lang w:val="ru-RU"/>
+        </w:rPr>
+        <w:t>#88. Этика не сводится только к выбору модели поведения: её задача прояснить, кто именно делает выбор; отождествление себя с «человеком» (биологическим видом, социальным существом) является тривиальным и не раскрывает что именно стоит за нашим «Я»;</w:t>
+      </w:r>
+    </w:p>
+    <w:p>
+      <w:pPr>
+        <w:rPr>
+          <w:lang w:val="ru-RU"/>
+        </w:rPr>
+      </w:pPr>
+      <w:r>
+        <w:rPr>
+          <w:lang w:val="ru-RU"/>
+        </w:rPr>
+        <w:t>#89. Античная этика отказывается от «знания» как от безусловной ценности, поскольку определённые типы знания могут причинять вред: например, знание о собственной смертности порождает страх (фобос) и смятение / тревогу (тарахе), которые мешают достичь конечной цели древнего мира – обрести желаемое эмоциональное состояние;</w:t>
+      </w:r>
+    </w:p>
+    <w:p>
+      <w:pPr>
+        <w:rPr>
+          <w:lang w:val="ru-RU"/>
+        </w:rPr>
+      </w:pPr>
+      <w:r>
+        <w:rPr>
+          <w:lang w:val="ru-RU"/>
+        </w:rPr>
+        <w:t>#90. Этический поворот: мысль о собственной смертности возникает, когда мы смотрим на себя «как на объект» (третье лицо), но в перспективе субъекта («я есть наблюдатель»), которая является первичной и подлинной, смерть не может быть зафиксирована напрямую; этот сдвиг между «видеть самому» и «быть увиденным со стороны» рождает внутренний конфликт, который является ценой нашей социализации; задача в том, чтобы его устранить – достичь невозмутимости / безмятежности (атараксии), сделавшись независимым от социума, но при этом не покидая его;</w:t>
+      </w:r>
+    </w:p>
+    <w:p>
+      <w:pPr>
+        <w:rPr>
+          <w:lang w:val="ru-RU"/>
+        </w:rPr>
+      </w:pPr>
+      <w:r>
+        <w:rPr>
+          <w:lang w:val="ru-RU"/>
+        </w:rPr>
+        <w:t>#91. Диоген Синопский: в основе социализации лежит стыд (айдос), который удерживает нас в рамках «приличий», и поэтому следует выбрать стратегию сознательного «бесстыдства» (анайдея), показывающую условность и искусственность социальных норм: через парресию (откровенное предъявление неудобной истины), «играя роль собаки», поставить под сомнение «человеческое» в тех, кто гордится своей цивилизованностью;</w:t>
+      </w:r>
+    </w:p>
+    <w:p>
+      <w:pPr>
+        <w:rPr>
+          <w:lang w:val="ru-RU"/>
+        </w:rPr>
+      </w:pPr>
+      <w:r>
+        <w:rPr>
+          <w:lang w:val="ru-RU"/>
+        </w:rPr>
+        <w:t>#92. «Инверсия» зрителя и актёра: Диоген не просто совершает «постыдные поступки», а проворачивает целый «спектакль», в котором сам становится главным субъектом (актером, представляющим некий «образ»), а возмущённая публика – объектом его манипуляции («программирование» её эмоциональных реакций); при этом, в отличие от актера, он «застрахован» от провала и последующего за ним стыда, поскольку его «образ» – это именно совершение постыдных действий (анайдея); тем самым относительно социума он занимает позицию наблюдающего (неуязвимого "манипулятора") – и становится независимым от мнения / оценок других;</w:t>
+      </w:r>
+    </w:p>
+    <w:p>
+      <w:pPr>
+        <w:rPr>
+          <w:lang w:val="ru-RU"/>
+        </w:rPr>
+      </w:pPr>
+      <w:r>
+        <w:rPr>
+          <w:lang w:val="ru-RU"/>
+        </w:rPr>
+        <w:t>#93. Стратегия Диогена не поддаётся простому копированию: как только её «раскрывают», она теряет эффект: исторически продолжателями (и разоблачителями) киников стали стоики, которые взяли идеи бесстрастия, невозмутимости и свободы от мнения толпы, но переработали, развили их в иное учение, где не просто систематически ставится под вопрос (Диоген), а раскрывается сущность нашего "Я" – этической инстанции, совершающей выбор.</w:t>
+      </w:r>
+    </w:p>
+    <w:p>
+      <w:pPr>
         <w:pStyle w:val="Heading2"/>
         <w:rPr>
           <w:lang w:val="ru-RU"/>
@@ -46,6 +137,7 @@
         <w:rPr>
           <w:lang w:val="ru-RU"/>
         </w:rPr>
+        <w:lastRenderedPageBreak/>
         <w:t>Первый нюанс понимания этики</w:t>
       </w:r>
     </w:p>
@@ -236,7 +328,7 @@
             <v:path o:extrusionok="f" gradientshapeok="t" o:connecttype="rect"/>
             <o:lock v:ext="edit" aspectratio="t"/>
           </v:shapetype>
-          <v:shape id="_x0000_i1025" type="#_x0000_t75" alt="" style="width:237.1pt;height:306.6pt;rotation:90;mso-width-percent:0;mso-height-percent:0;mso-width-percent:0;mso-height-percent:0">
+          <v:shape id="_x0000_i1025" type="#_x0000_t75" alt="" style="width:306.15pt;height:237.65pt;rotation:90;mso-width-percent:0;mso-height-percent:0;mso-width-percent:0;mso-height-percent:0">
             <v:imagedata r:id="rId5" o:title=""/>
           </v:shape>
         </w:pict>
@@ -268,10 +360,8 @@
           <w:szCs w:val="24"/>
           <w:lang w:val="ru-RU"/>
         </w:rPr>
-        <w:lastRenderedPageBreak/>
         <w:t>Так выглядит этическая картина мира. В некотором смысле знание здесь ставится под вопрос или даже игнорируется. В этой ветви картины мира человек хочется достичь цели (</w:t>
       </w:r>
-      <w:proofErr w:type="spellStart"/>
       <w:r>
         <w:rPr>
           <w:rFonts w:ascii="Times New Roman" w:hAnsi="Times New Roman" w:cs="Times New Roman"/>
@@ -283,7 +373,6 @@
         </w:rPr>
         <w:t>эвдеймонии</w:t>
       </w:r>
-      <w:proofErr w:type="spellEnd"/>
       <w:r>
         <w:rPr>
           <w:rFonts w:ascii="Times New Roman" w:hAnsi="Times New Roman" w:cs="Times New Roman"/>
@@ -685,7 +774,6 @@
         </w:rPr>
         <w:t xml:space="preserve">но знание об этом может мне навредить в доступе к </w:t>
       </w:r>
-      <w:proofErr w:type="spellStart"/>
       <w:r>
         <w:rPr>
           <w:rFonts w:ascii="Times New Roman" w:hAnsi="Times New Roman" w:cs="Times New Roman"/>
@@ -697,7 +785,6 @@
         </w:rPr>
         <w:t>эвдеймонии</w:t>
       </w:r>
-      <w:proofErr w:type="spellEnd"/>
       <w:r>
         <w:rPr>
           <w:rFonts w:ascii="Times New Roman" w:hAnsi="Times New Roman" w:cs="Times New Roman"/>
@@ -707,37 +794,15 @@
         </w:rPr>
         <w:t xml:space="preserve">. Более того, само знание о том, что я смертен, мешает мне его получить, потому что я испытываю </w:t>
       </w:r>
-      <w:proofErr w:type="spellStart"/>
-      <w:r>
-        <w:rPr>
-          <w:rFonts w:ascii="Times New Roman" w:hAnsi="Times New Roman" w:cs="Times New Roman"/>
-          <w:sz w:val="24"/>
-          <w:szCs w:val="24"/>
-          <w:lang w:val="ru-RU"/>
-        </w:rPr>
-        <w:t>φό</w:t>
-      </w:r>
-      <w:proofErr w:type="spellEnd"/>
-      <w:r>
-        <w:rPr>
-          <w:rFonts w:ascii="Times New Roman" w:hAnsi="Times New Roman" w:cs="Times New Roman"/>
-          <w:sz w:val="24"/>
-          <w:szCs w:val="24"/>
-          <w:lang w:val="ru-RU"/>
-        </w:rPr>
-        <w:t>β</w:t>
-      </w:r>
-      <w:proofErr w:type="spellStart"/>
-      <w:r>
-        <w:rPr>
-          <w:rFonts w:ascii="Times New Roman" w:hAnsi="Times New Roman" w:cs="Times New Roman"/>
-          <w:sz w:val="24"/>
-          <w:szCs w:val="24"/>
-          <w:lang w:val="ru-RU"/>
-        </w:rPr>
-        <w:t>ος</w:t>
-      </w:r>
-      <w:proofErr w:type="spellEnd"/>
+      <w:r>
+        <w:rPr>
+          <w:rFonts w:ascii="Times New Roman" w:hAnsi="Times New Roman" w:cs="Times New Roman"/>
+          <w:sz w:val="24"/>
+          <w:szCs w:val="24"/>
+          <w:lang w:val="ru-RU"/>
+        </w:rPr>
+        <w:t>φόβος</w:t>
+      </w:r>
       <w:r>
         <w:rPr>
           <w:rFonts w:ascii="Times New Roman" w:hAnsi="Times New Roman" w:cs="Times New Roman"/>
@@ -756,7 +821,6 @@
         </w:rPr>
         <w:t>[</w:t>
       </w:r>
-      <w:proofErr w:type="spellStart"/>
       <w:r>
         <w:rPr>
           <w:rFonts w:ascii="Times New Roman" w:hAnsi="Times New Roman" w:cs="Times New Roman"/>
@@ -768,7 +832,6 @@
         </w:rPr>
         <w:t>фобос</w:t>
       </w:r>
-      <w:proofErr w:type="spellEnd"/>
       <w:r>
         <w:rPr>
           <w:rFonts w:ascii="Times New Roman" w:hAnsi="Times New Roman" w:cs="Times New Roman"/>
@@ -794,29 +857,8 @@
           <w:szCs w:val="24"/>
           <w:lang w:val="ru-RU"/>
         </w:rPr>
-        <w:t>ταρα</w:t>
-      </w:r>
-      <w:proofErr w:type="spellStart"/>
-      <w:r>
-        <w:rPr>
-          <w:rFonts w:ascii="Times New Roman" w:hAnsi="Times New Roman" w:cs="Times New Roman"/>
-          <w:sz w:val="24"/>
-          <w:szCs w:val="24"/>
-          <w:lang w:val="ru-RU"/>
-        </w:rPr>
-        <w:t>χή</w:t>
-      </w:r>
-      <w:proofErr w:type="spellEnd"/>
-      <w:r>
-        <w:rPr>
-          <w:rFonts w:ascii="Times New Roman" w:hAnsi="Times New Roman" w:cs="Times New Roman"/>
-          <w:sz w:val="24"/>
-          <w:szCs w:val="24"/>
-          <w:lang w:val="ru-RU"/>
-        </w:rPr>
-        <w:t xml:space="preserve"> [</w:t>
-      </w:r>
-      <w:proofErr w:type="spellStart"/>
+        <w:t>ταραχή [</w:t>
+      </w:r>
       <w:r>
         <w:rPr>
           <w:rFonts w:ascii="Times New Roman" w:hAnsi="Times New Roman" w:cs="Times New Roman"/>
@@ -839,7 +881,6 @@
         </w:rPr>
         <w:t>э</w:t>
       </w:r>
-      <w:proofErr w:type="spellEnd"/>
       <w:r>
         <w:rPr>
           <w:rFonts w:ascii="Times New Roman" w:hAnsi="Times New Roman" w:cs="Times New Roman"/>
@@ -876,7 +917,6 @@
         </w:rPr>
         <w:t xml:space="preserve">. Тревогу я испытываю чаще, она фоном проносится через всю жизнь, и в этом смысле та форма, которую принимает </w:t>
       </w:r>
-      <w:proofErr w:type="spellStart"/>
       <w:r>
         <w:rPr>
           <w:rFonts w:ascii="Times New Roman" w:hAnsi="Times New Roman" w:cs="Times New Roman"/>
@@ -888,7 +928,6 @@
         </w:rPr>
         <w:t>эвдеймония</w:t>
       </w:r>
-      <w:proofErr w:type="spellEnd"/>
       <w:r>
         <w:rPr>
           <w:rFonts w:ascii="Times New Roman" w:hAnsi="Times New Roman" w:cs="Times New Roman"/>
@@ -1112,7 +1151,6 @@
           <w:szCs w:val="24"/>
         </w:rPr>
       </w:pPr>
-      <w:proofErr w:type="spellStart"/>
       <w:r>
         <w:rPr>
           <w:rFonts w:ascii="Times New Roman" w:hAnsi="Times New Roman" w:cs="Times New Roman"/>
@@ -1121,53 +1159,8 @@
           <w:sz w:val="24"/>
           <w:szCs w:val="24"/>
         </w:rPr>
-        <w:t>От</w:t>
-      </w:r>
-      <w:proofErr w:type="spellEnd"/>
-      <w:r>
-        <w:rPr>
-          <w:rFonts w:ascii="Times New Roman" w:hAnsi="Times New Roman" w:cs="Times New Roman"/>
-          <w:b/>
-          <w:bCs/>
-          <w:sz w:val="24"/>
-          <w:szCs w:val="24"/>
-        </w:rPr>
-        <w:t xml:space="preserve"> </w:t>
-      </w:r>
-      <w:proofErr w:type="spellStart"/>
-      <w:r>
-        <w:rPr>
-          <w:rFonts w:ascii="Times New Roman" w:hAnsi="Times New Roman" w:cs="Times New Roman"/>
-          <w:b/>
-          <w:bCs/>
-          <w:sz w:val="24"/>
-          <w:szCs w:val="24"/>
-        </w:rPr>
-        <w:t>первого</w:t>
-      </w:r>
-      <w:proofErr w:type="spellEnd"/>
-      <w:r>
-        <w:rPr>
-          <w:rFonts w:ascii="Times New Roman" w:hAnsi="Times New Roman" w:cs="Times New Roman"/>
-          <w:b/>
-          <w:bCs/>
-          <w:sz w:val="24"/>
-          <w:szCs w:val="24"/>
-        </w:rPr>
-        <w:t xml:space="preserve"> </w:t>
-      </w:r>
-      <w:proofErr w:type="spellStart"/>
-      <w:r>
-        <w:rPr>
-          <w:rFonts w:ascii="Times New Roman" w:hAnsi="Times New Roman" w:cs="Times New Roman"/>
-          <w:b/>
-          <w:bCs/>
-          <w:sz w:val="24"/>
-          <w:szCs w:val="24"/>
-        </w:rPr>
-        <w:t>лица</w:t>
-      </w:r>
-      <w:proofErr w:type="spellEnd"/>
+        <w:t>От первого лица</w:t>
+      </w:r>
     </w:p>
     <w:p>
       <w:pPr>
@@ -1651,56 +1644,16 @@
           <w:szCs w:val="24"/>
           <w:lang w:val="ru-RU"/>
         </w:rPr>
-        <w:t xml:space="preserve">Главная </w:t>
-      </w:r>
-      <w:proofErr w:type="spellStart"/>
-      <w:r>
-        <w:rPr>
-          <w:rFonts w:ascii="Times New Roman" w:hAnsi="Times New Roman" w:cs="Times New Roman"/>
-          <w:sz w:val="24"/>
-          <w:szCs w:val="24"/>
-          <w:lang w:val="ru-RU"/>
-        </w:rPr>
-        <w:t>п</w:t>
-      </w:r>
-      <w:r>
-        <w:rPr>
-          <w:rFonts w:ascii="Times New Roman" w:hAnsi="Times New Roman" w:cs="Times New Roman"/>
-          <w:sz w:val="24"/>
-          <w:szCs w:val="24"/>
-          <w:lang w:val="ru-RU"/>
-        </w:rPr>
-        <w:t>облема</w:t>
-      </w:r>
-      <w:proofErr w:type="spellEnd"/>
-      <w:r>
-        <w:rPr>
-          <w:rFonts w:ascii="Times New Roman" w:hAnsi="Times New Roman" w:cs="Times New Roman"/>
-          <w:sz w:val="24"/>
-          <w:szCs w:val="24"/>
-          <w:lang w:val="ru-RU"/>
-        </w:rPr>
-        <w:t xml:space="preserve"> Диогена в том, что он ничего содержательного не говорил и не записывал. Все, что от него осталось — это его действия. И все, что нужно делать с Диогеном и киниками — анализировать действия, но не слушать то, что они говорили. Ниже речь идет о том, что у </w:t>
-      </w:r>
-      <w:proofErr w:type="spellStart"/>
-      <w:r>
-        <w:rPr>
-          <w:rFonts w:ascii="Times New Roman" w:hAnsi="Times New Roman" w:cs="Times New Roman"/>
-          <w:sz w:val="24"/>
-          <w:szCs w:val="24"/>
-          <w:lang w:val="ru-RU"/>
-        </w:rPr>
-        <w:t>диогена</w:t>
-      </w:r>
-      <w:proofErr w:type="spellEnd"/>
-      <w:r>
-        <w:rPr>
-          <w:rFonts w:ascii="Times New Roman" w:hAnsi="Times New Roman" w:cs="Times New Roman"/>
-          <w:sz w:val="24"/>
-          <w:szCs w:val="24"/>
-          <w:lang w:val="ru-RU"/>
-        </w:rPr>
-        <w:t xml:space="preserve"> была стратегия, о которой он не рассказывал.</w:t>
+        <w:t>Главная п</w:t>
+      </w:r>
+      <w:r>
+        <w:rPr>
+          <w:rFonts w:ascii="Times New Roman" w:hAnsi="Times New Roman" w:cs="Times New Roman"/>
+          <w:sz w:val="24"/>
+          <w:szCs w:val="24"/>
+          <w:lang w:val="ru-RU"/>
+        </w:rPr>
+        <w:t>облема Диогена в том, что он ничего содержательного не говорил и не записывал. Все, что от него осталось — это его действия. И все, что нужно делать с Диогеном и киниками — анализировать действия, но не слушать то, что они говорили. Ниже речь идет о том, что у диогена была стратегия, о которой он не рассказывал.</w:t>
       </w:r>
     </w:p>
     <w:p>
@@ -1727,18 +1680,8 @@
           <w:sz w:val="24"/>
           <w:szCs w:val="24"/>
         </w:rPr>
-        <w:t>α</w:t>
-      </w:r>
-      <w:proofErr w:type="spellStart"/>
-      <w:r>
-        <w:rPr>
-          <w:rFonts w:ascii="Times New Roman" w:hAnsi="Times New Roman" w:cs="Times New Roman"/>
-          <w:sz w:val="24"/>
-          <w:szCs w:val="24"/>
-        </w:rPr>
-        <w:t>ἰδώς</w:t>
-      </w:r>
-      <w:proofErr w:type="spellEnd"/>
+        <w:t>αἰδώς</w:t>
+      </w:r>
       <w:r>
         <w:rPr>
           <w:rFonts w:ascii="Times New Roman" w:hAnsi="Times New Roman" w:cs="Times New Roman"/>
@@ -1748,7 +1691,6 @@
         </w:rPr>
         <w:t xml:space="preserve"> [</w:t>
       </w:r>
-      <w:proofErr w:type="spellStart"/>
       <w:r>
         <w:rPr>
           <w:rFonts w:ascii="Times New Roman" w:hAnsi="Times New Roman" w:cs="Times New Roman"/>
@@ -1761,7 +1703,6 @@
         </w:rPr>
         <w:t>айдос</w:t>
       </w:r>
-      <w:proofErr w:type="spellEnd"/>
       <w:r>
         <w:rPr>
           <w:rFonts w:ascii="Times New Roman" w:hAnsi="Times New Roman" w:cs="Times New Roman"/>
